--- a/app/report/templates/template.docx
+++ b/app/report/templates/template.docx
@@ -5887,7 +5887,7 @@
         <w:t xml:space="preserve"> × Z = </w:t>
       </w:r>
       <w:r>
-        <w:t xml:space="preserve">{{ p.release.M_total_kg }} </w:t>
+        <w:t xml:space="preserve">{{ p.release.m_cloud_kg }} </w:t>
       </w:r>
       <w:r>
         <w:rPr>
@@ -20321,7 +20321,7 @@
           <w:sz w:val="24"/>
           <w:szCs w:val="24"/>
         </w:rPr>
-        <w:t>D</w:t>
+        <w:t>Ds = 5,33 × {{ p.fireball.params.m_kg }}^0,327 = {{ p.fireball.params.Ds_m }} м</w:t>
       </w:r>
       <w:r>
         <w:rPr>
@@ -20330,23 +20330,20 @@
           <w:szCs w:val="24"/>
           <w:lang w:val="en-US"/>
         </w:rPr>
-        <w:t>s</w:t>
-      </w:r>
-      <w:r>
-        <w:rPr>
-          <w:rFonts w:cs="Times New Roman"/>
-          <w:sz w:val="24"/>
-          <w:szCs w:val="24"/>
-        </w:rPr>
-        <w:t xml:space="preserve"> = 5,33 × </w:t>
-      </w:r>
-      <w:r>
-        <w:rPr>
-          <w:rFonts w:cs="Times New Roman"/>
-          <w:sz w:val="24"/>
-          <w:szCs w:val="24"/>
-        </w:rPr>
-        <w:t>57</w:t>
+      </w:r>
+      <w:r>
+        <w:rPr>
+          <w:rFonts w:cs="Times New Roman"/>
+          <w:sz w:val="24"/>
+          <w:szCs w:val="24"/>
+        </w:rPr>
+      </w:r>
+      <w:r>
+        <w:rPr>
+          <w:rFonts w:cs="Times New Roman"/>
+          <w:sz w:val="24"/>
+          <w:szCs w:val="24"/>
+        </w:rPr>
       </w:r>
       <w:r>
         <w:rPr>
@@ -20357,7 +20354,6 @@
           <w:szCs w:val="24"/>
           <w:shd w:val="clear" w:color="auto" w:fill="FFFFFF"/>
         </w:rPr>
-        <w:t>4</w:t>
       </w:r>
       <w:r>
         <w:rPr>
@@ -20366,23 +20362,20 @@
           <w:szCs w:val="24"/>
           <w:vertAlign w:val="superscript"/>
         </w:rPr>
-        <w:t>0,327</w:t>
-      </w:r>
-      <w:r>
-        <w:rPr>
-          <w:rFonts w:cs="Times New Roman"/>
-          <w:sz w:val="24"/>
-          <w:szCs w:val="24"/>
-        </w:rPr>
-        <w:t xml:space="preserve"> = </w:t>
-      </w:r>
-      <w:r>
-        <w:rPr>
-          <w:rFonts w:cs="Times New Roman"/>
-          <w:sz w:val="24"/>
-          <w:szCs w:val="24"/>
-        </w:rPr>
-        <w:t>42</w:t>
+      </w:r>
+      <w:r>
+        <w:rPr>
+          <w:rFonts w:cs="Times New Roman"/>
+          <w:sz w:val="24"/>
+          <w:szCs w:val="24"/>
+        </w:rPr>
+      </w:r>
+      <w:r>
+        <w:rPr>
+          <w:rFonts w:cs="Times New Roman"/>
+          <w:sz w:val="24"/>
+          <w:szCs w:val="24"/>
+        </w:rPr>
       </w:r>
       <w:r>
         <w:rPr>
@@ -20393,7 +20386,6 @@
           <w:szCs w:val="24"/>
           <w:shd w:val="clear" w:color="auto" w:fill="FFFFFF"/>
         </w:rPr>
-        <w:t>,</w:t>
       </w:r>
       <w:r>
         <w:rPr>
@@ -20404,7 +20396,6 @@
           <w:szCs w:val="24"/>
           <w:shd w:val="clear" w:color="auto" w:fill="FFFFFF"/>
         </w:rPr>
-        <w:t>6</w:t>
       </w:r>
       <w:r>
         <w:rPr>
@@ -20415,15 +20406,13 @@
           <w:szCs w:val="24"/>
           <w:shd w:val="clear" w:color="auto" w:fill="FFFFFF"/>
         </w:rPr>
-        <w:t xml:space="preserve"> </w:t>
-      </w:r>
-      <w:r>
-        <w:rPr>
-          <w:rFonts w:cs="Times New Roman"/>
-          <w:sz w:val="24"/>
-          <w:szCs w:val="24"/>
-        </w:rPr>
-        <w:t>м</w:t>
+      </w:r>
+      <w:r>
+        <w:rPr>
+          <w:rFonts w:cs="Times New Roman"/>
+          <w:sz w:val="24"/>
+          <w:szCs w:val="24"/>
+        </w:rPr>
       </w:r>
     </w:p>
     <w:p>
@@ -20450,23 +20439,23 @@
           <w:szCs w:val="24"/>
         </w:rPr>
         <w:t>Высота «огненного шара»</w:t>
-      </w:r>
-      <w:r>
-        <w:rPr>
-          <w:rFonts w:cs="Times New Roman"/>
-          <w:sz w:val="24"/>
-          <w:szCs w:val="24"/>
-        </w:rPr>
         <w:tab/>
-      </w:r>
-      <w:r>
-        <w:rPr>
-          <w:rFonts w:cs="Times New Roman"/>
-          <w:sz w:val="24"/>
-          <w:szCs w:val="24"/>
-        </w:rPr>
         <w:tab/>
-        <w:t>Н = D</w:t>
+        <w:t>Н = Ds/2 = {{ p.fireball.params.H_m }} м</w:t>
+      </w:r>
+      <w:r>
+        <w:rPr>
+          <w:rFonts w:cs="Times New Roman"/>
+          <w:sz w:val="24"/>
+          <w:szCs w:val="24"/>
+        </w:rPr>
+      </w:r>
+      <w:r>
+        <w:rPr>
+          <w:rFonts w:cs="Times New Roman"/>
+          <w:sz w:val="24"/>
+          <w:szCs w:val="24"/>
+        </w:rPr>
       </w:r>
       <w:r>
         <w:rPr>
@@ -20475,47 +20464,41 @@
           <w:szCs w:val="24"/>
           <w:lang w:val="en-US"/>
         </w:rPr>
-        <w:t>s</w:t>
-      </w:r>
-      <w:r>
-        <w:rPr>
-          <w:rFonts w:cs="Times New Roman"/>
-          <w:sz w:val="24"/>
-          <w:szCs w:val="24"/>
-        </w:rPr>
-        <w:t xml:space="preserve">/2 = </w:t>
-      </w:r>
-      <w:r>
-        <w:rPr>
-          <w:rFonts w:cs="Times New Roman"/>
-          <w:sz w:val="24"/>
-          <w:szCs w:val="24"/>
-        </w:rPr>
-        <w:t>21</w:t>
-      </w:r>
-      <w:r>
-        <w:rPr>
-          <w:rFonts w:cs="Times New Roman"/>
-          <w:sz w:val="24"/>
-          <w:szCs w:val="24"/>
-        </w:rPr>
-        <w:t>,</w:t>
-      </w:r>
-      <w:r>
-        <w:rPr>
-          <w:rFonts w:cs="Times New Roman"/>
-          <w:sz w:val="24"/>
-          <w:szCs w:val="24"/>
-        </w:rPr>
-        <w:t>3</w:t>
-      </w:r>
-      <w:r>
-        <w:rPr>
-          <w:rFonts w:cs="Times New Roman"/>
-          <w:sz w:val="24"/>
-          <w:szCs w:val="24"/>
-        </w:rPr>
-        <w:t xml:space="preserve"> м</w:t>
+      </w:r>
+      <w:r>
+        <w:rPr>
+          <w:rFonts w:cs="Times New Roman"/>
+          <w:sz w:val="24"/>
+          <w:szCs w:val="24"/>
+        </w:rPr>
+      </w:r>
+      <w:r>
+        <w:rPr>
+          <w:rFonts w:cs="Times New Roman"/>
+          <w:sz w:val="24"/>
+          <w:szCs w:val="24"/>
+        </w:rPr>
+      </w:r>
+      <w:r>
+        <w:rPr>
+          <w:rFonts w:cs="Times New Roman"/>
+          <w:sz w:val="24"/>
+          <w:szCs w:val="24"/>
+        </w:rPr>
+      </w:r>
+      <w:r>
+        <w:rPr>
+          <w:rFonts w:cs="Times New Roman"/>
+          <w:sz w:val="24"/>
+          <w:szCs w:val="24"/>
+        </w:rPr>
+      </w:r>
+      <w:r>
+        <w:rPr>
+          <w:rFonts w:cs="Times New Roman"/>
+          <w:sz w:val="24"/>
+          <w:szCs w:val="24"/>
+        </w:rPr>
       </w:r>
     </w:p>
     <w:p>
@@ -20977,7 +20960,7 @@
           <w:sz w:val="24"/>
           <w:szCs w:val="24"/>
         </w:rPr>
-        <w:t>t</w:t>
+        <w:t>ts = 0,92 × {{ p.fireball.params.m_kg }}^0,303 = {{ p.fireball.params.ts_s }} сек</w:t>
       </w:r>
       <w:r>
         <w:rPr>
@@ -20987,23 +20970,20 @@
           <w:vertAlign w:val="subscript"/>
           <w:lang w:val="en-US"/>
         </w:rPr>
-        <w:t>s</w:t>
-      </w:r>
-      <w:r>
-        <w:rPr>
-          <w:rFonts w:cs="Times New Roman"/>
-          <w:sz w:val="24"/>
-          <w:szCs w:val="24"/>
-        </w:rPr>
-        <w:t xml:space="preserve"> = 0,92 × </w:t>
-      </w:r>
-      <w:r>
-        <w:rPr>
-          <w:rFonts w:cs="Times New Roman"/>
-          <w:sz w:val="24"/>
-          <w:szCs w:val="24"/>
-        </w:rPr>
-        <w:t>57</w:t>
+      </w:r>
+      <w:r>
+        <w:rPr>
+          <w:rFonts w:cs="Times New Roman"/>
+          <w:sz w:val="24"/>
+          <w:szCs w:val="24"/>
+        </w:rPr>
+      </w:r>
+      <w:r>
+        <w:rPr>
+          <w:rFonts w:cs="Times New Roman"/>
+          <w:sz w:val="24"/>
+          <w:szCs w:val="24"/>
+        </w:rPr>
       </w:r>
       <w:r>
         <w:rPr>
@@ -21014,7 +20994,6 @@
           <w:szCs w:val="24"/>
           <w:shd w:val="clear" w:color="auto" w:fill="FFFFFF"/>
         </w:rPr>
-        <w:t>4</w:t>
       </w:r>
       <w:r>
         <w:rPr>
@@ -21023,47 +21002,41 @@
           <w:szCs w:val="24"/>
           <w:vertAlign w:val="superscript"/>
         </w:rPr>
-        <w:t>0,303</w:t>
-      </w:r>
-      <w:r>
-        <w:rPr>
-          <w:rFonts w:cs="Times New Roman"/>
-          <w:sz w:val="24"/>
-          <w:szCs w:val="24"/>
-        </w:rPr>
-        <w:t xml:space="preserve"> = </w:t>
-      </w:r>
-      <w:r>
-        <w:rPr>
-          <w:rFonts w:cs="Times New Roman"/>
-          <w:sz w:val="24"/>
-          <w:szCs w:val="24"/>
-        </w:rPr>
-        <w:t>6</w:t>
-      </w:r>
-      <w:r>
-        <w:rPr>
-          <w:rFonts w:cs="Times New Roman"/>
-          <w:sz w:val="24"/>
-          <w:szCs w:val="24"/>
-        </w:rPr>
-        <w:t>,</w:t>
-      </w:r>
-      <w:r>
-        <w:rPr>
-          <w:rFonts w:cs="Times New Roman"/>
-          <w:sz w:val="24"/>
-          <w:szCs w:val="24"/>
-        </w:rPr>
-        <w:t>3</w:t>
-      </w:r>
-      <w:r>
-        <w:rPr>
-          <w:rFonts w:cs="Times New Roman"/>
-          <w:sz w:val="24"/>
-          <w:szCs w:val="24"/>
-        </w:rPr>
-        <w:t xml:space="preserve"> сек</w:t>
+      </w:r>
+      <w:r>
+        <w:rPr>
+          <w:rFonts w:cs="Times New Roman"/>
+          <w:sz w:val="24"/>
+          <w:szCs w:val="24"/>
+        </w:rPr>
+      </w:r>
+      <w:r>
+        <w:rPr>
+          <w:rFonts w:cs="Times New Roman"/>
+          <w:sz w:val="24"/>
+          <w:szCs w:val="24"/>
+        </w:rPr>
+      </w:r>
+      <w:r>
+        <w:rPr>
+          <w:rFonts w:cs="Times New Roman"/>
+          <w:sz w:val="24"/>
+          <w:szCs w:val="24"/>
+        </w:rPr>
+      </w:r>
+      <w:r>
+        <w:rPr>
+          <w:rFonts w:cs="Times New Roman"/>
+          <w:sz w:val="24"/>
+          <w:szCs w:val="24"/>
+        </w:rPr>
+      </w:r>
+      <w:r>
+        <w:rPr>
+          <w:rFonts w:cs="Times New Roman"/>
+          <w:sz w:val="24"/>
+          <w:szCs w:val="24"/>
+        </w:rPr>
       </w:r>
     </w:p>
     <w:p>
@@ -21547,17 +21520,11 @@
       </w:tr>
       <w:tr>
         <w:trPr>
-          <w:trHeight w:val="122"/>
+          <w:trHeight w:val="576"/>
         </w:trPr>
         <w:tc>
           <w:tcPr>
             <w:tcW w:w="1477" w:type="dxa"/>
-            <w:tcBorders>
-              <w:top w:val="single" w:sz="4" w:space="0" w:color="auto"/>
-              <w:left w:val="single" w:sz="4" w:space="0" w:color="auto"/>
-              <w:bottom w:val="single" w:sz="4" w:space="0" w:color="auto"/>
-              <w:right w:val="single" w:sz="4" w:space="0" w:color="auto"/>
-            </w:tcBorders>
             <w:shd w:val="clear" w:color="auto" w:fill="auto"/>
             <w:vAlign w:val="center"/>
           </w:tcPr>
@@ -21571,25 +21538,31 @@
               </w:rPr>
             </w:pPr>
             <w:r>
-              <w:rPr>
-                <w:rFonts w:cs="Times New Roman"/>
-                <w:color w:val="000000"/>
-                <w:sz w:val="24"/>
-                <w:szCs w:val="24"/>
-              </w:rPr>
-              <w:t>0</w:t>
+              <w:t>{%tr for row in p.fireball.table %}</w:t>
             </w:r>
           </w:p>
         </w:tc>
         <w:tc>
           <w:tcPr>
             <w:tcW w:w="3734" w:type="dxa"/>
-            <w:tcBorders>
-              <w:top w:val="nil"/>
-              <w:left w:val="nil"/>
-              <w:bottom w:val="single" w:sz="8" w:space="0" w:color="auto"/>
-              <w:right w:val="single" w:sz="8" w:space="0" w:color="auto"/>
-            </w:tcBorders>
+          </w:tcPr>
+          <w:p>
+            <w:pPr>
+              <w:jc w:val="center"/>
+              <w:rPr>
+                <w:rFonts w:cs="Times New Roman"/>
+                <w:iCs/>
+                <w:sz w:val="24"/>
+                <w:szCs w:val="24"/>
+                <w:shd w:val="clear" w:color="auto" w:fill="FFFFFF"/>
+              </w:rPr>
+            </w:pPr>
+            <w:r/>
+          </w:p>
+        </w:tc>
+        <w:tc>
+          <w:tcPr>
+            <w:tcW w:w="4395" w:type="dxa"/>
             <w:shd w:val="clear" w:color="auto" w:fill="auto"/>
             <w:vAlign w:val="center"/>
           </w:tcPr>
@@ -21604,25 +21577,22 @@
                 <w:shd w:val="clear" w:color="auto" w:fill="FFFFFF"/>
               </w:rPr>
             </w:pPr>
-            <w:r>
-              <w:rPr>
-                <w:color w:val="000000"/>
-                <w:sz w:val="24"/>
-                <w:szCs w:val="24"/>
-              </w:rPr>
-              <w:t>0,985559929</w:t>
-            </w:r>
-          </w:p>
-        </w:tc>
-        <w:tc>
-          <w:tcPr>
-            <w:tcW w:w="4395" w:type="dxa"/>
-            <w:tcBorders>
-              <w:top w:val="nil"/>
-              <w:left w:val="nil"/>
-              <w:bottom w:val="single" w:sz="8" w:space="0" w:color="auto"/>
-              <w:right w:val="single" w:sz="8" w:space="0" w:color="auto"/>
-            </w:tcBorders>
+            <w:r/>
+          </w:p>
+          <w:p>
+            <w:pPr>
+              <w:jc w:val="center"/>
+              <w:rPr>
+                <w:rFonts w:cs="Times New Roman"/>
+                <w:sz w:val="24"/>
+                <w:szCs w:val="24"/>
+              </w:rPr>
+            </w:pPr>
+          </w:p>
+        </w:tc>
+        <w:tc>
+          <w:tcPr>
+            <w:tcW w:w="4252" w:type="dxa"/>
             <w:shd w:val="clear" w:color="auto" w:fill="auto"/>
             <w:vAlign w:val="center"/>
           </w:tcPr>
@@ -21637,63 +21607,27 @@
                 <w:shd w:val="clear" w:color="auto" w:fill="FFFFFF"/>
               </w:rPr>
             </w:pPr>
-            <w:r>
-              <w:rPr>
-                <w:color w:val="000000"/>
-                <w:sz w:val="24"/>
-                <w:szCs w:val="24"/>
-              </w:rPr>
-              <w:t>0,25</w:t>
-            </w:r>
-          </w:p>
-        </w:tc>
-        <w:tc>
-          <w:tcPr>
-            <w:tcW w:w="4252" w:type="dxa"/>
-            <w:tcBorders>
-              <w:top w:val="nil"/>
-              <w:left w:val="nil"/>
-              <w:bottom w:val="single" w:sz="8" w:space="0" w:color="auto"/>
-              <w:right w:val="single" w:sz="8" w:space="0" w:color="auto"/>
-            </w:tcBorders>
-            <w:shd w:val="clear" w:color="auto" w:fill="auto"/>
-            <w:vAlign w:val="center"/>
-          </w:tcPr>
+            <w:r/>
+          </w:p>
           <w:p>
             <w:pPr>
               <w:jc w:val="center"/>
               <w:rPr>
                 <w:rFonts w:cs="Times New Roman"/>
-                <w:iCs/>
-                <w:sz w:val="24"/>
-                <w:szCs w:val="24"/>
-                <w:shd w:val="clear" w:color="auto" w:fill="FFFFFF"/>
-              </w:rPr>
-            </w:pPr>
-            <w:r>
-              <w:rPr>
-                <w:color w:val="000000"/>
-                <w:sz w:val="24"/>
-                <w:szCs w:val="24"/>
-              </w:rPr>
-              <w:t>19,71119859</w:t>
-            </w:r>
+                <w:sz w:val="24"/>
+                <w:szCs w:val="24"/>
+              </w:rPr>
+            </w:pPr>
           </w:p>
         </w:tc>
       </w:tr>
       <w:tr>
         <w:trPr>
-          <w:trHeight w:val="116"/>
+          <w:trHeight w:val="576"/>
         </w:trPr>
         <w:tc>
           <w:tcPr>
             <w:tcW w:w="1477" w:type="dxa"/>
-            <w:tcBorders>
-              <w:top w:val="single" w:sz="4" w:space="0" w:color="auto"/>
-              <w:left w:val="single" w:sz="4" w:space="0" w:color="auto"/>
-              <w:bottom w:val="single" w:sz="4" w:space="0" w:color="auto"/>
-              <w:right w:val="single" w:sz="4" w:space="0" w:color="auto"/>
-            </w:tcBorders>
             <w:shd w:val="clear" w:color="auto" w:fill="auto"/>
             <w:vAlign w:val="center"/>
           </w:tcPr>
@@ -21707,25 +21641,33 @@
               </w:rPr>
             </w:pPr>
             <w:r>
-              <w:rPr>
-                <w:rFonts w:cs="Times New Roman"/>
-                <w:color w:val="000000"/>
-                <w:sz w:val="24"/>
-                <w:szCs w:val="24"/>
-              </w:rPr>
-              <w:t>1</w:t>
+              <w:t>{{ row.r_m }}</w:t>
             </w:r>
           </w:p>
         </w:tc>
         <w:tc>
           <w:tcPr>
             <w:tcW w:w="3734" w:type="dxa"/>
-            <w:tcBorders>
-              <w:top w:val="nil"/>
-              <w:left w:val="nil"/>
-              <w:bottom w:val="single" w:sz="8" w:space="0" w:color="auto"/>
-              <w:right w:val="single" w:sz="8" w:space="0" w:color="auto"/>
-            </w:tcBorders>
+          </w:tcPr>
+          <w:p>
+            <w:pPr>
+              <w:jc w:val="center"/>
+              <w:rPr>
+                <w:rFonts w:cs="Times New Roman"/>
+                <w:iCs/>
+                <w:sz w:val="24"/>
+                <w:szCs w:val="24"/>
+                <w:shd w:val="clear" w:color="auto" w:fill="FFFFFF"/>
+              </w:rPr>
+            </w:pPr>
+            <w:r>
+              <w:t>{{ row.tau }}</w:t>
+            </w:r>
+          </w:p>
+        </w:tc>
+        <w:tc>
+          <w:tcPr>
+            <w:tcW w:w="4395" w:type="dxa"/>
             <w:shd w:val="clear" w:color="auto" w:fill="auto"/>
             <w:vAlign w:val="center"/>
           </w:tcPr>
@@ -21741,24 +21683,23 @@
               </w:rPr>
             </w:pPr>
             <w:r>
-              <w:rPr>
-                <w:color w:val="000000"/>
-                <w:sz w:val="24"/>
-                <w:szCs w:val="24"/>
-              </w:rPr>
-              <w:t>0,985543338</w:t>
-            </w:r>
-          </w:p>
-        </w:tc>
-        <w:tc>
-          <w:tcPr>
-            <w:tcW w:w="4395" w:type="dxa"/>
-            <w:tcBorders>
-              <w:top w:val="nil"/>
-              <w:left w:val="nil"/>
-              <w:bottom w:val="single" w:sz="8" w:space="0" w:color="auto"/>
-              <w:right w:val="single" w:sz="8" w:space="0" w:color="auto"/>
-            </w:tcBorders>
+              <w:t>{{ row.Fq }}</w:t>
+            </w:r>
+          </w:p>
+          <w:p>
+            <w:pPr>
+              <w:jc w:val="center"/>
+              <w:rPr>
+                <w:rFonts w:cs="Times New Roman"/>
+                <w:sz w:val="24"/>
+                <w:szCs w:val="24"/>
+              </w:rPr>
+            </w:pPr>
+          </w:p>
+        </w:tc>
+        <w:tc>
+          <w:tcPr>
+            <w:tcW w:w="4252" w:type="dxa"/>
             <w:shd w:val="clear" w:color="auto" w:fill="auto"/>
             <w:vAlign w:val="center"/>
           </w:tcPr>
@@ -21774,62 +21715,28 @@
               </w:rPr>
             </w:pPr>
             <w:r>
-              <w:rPr>
-                <w:color w:val="000000"/>
-                <w:sz w:val="24"/>
-                <w:szCs w:val="24"/>
-              </w:rPr>
-              <w:t>0,249793214</w:t>
-            </w:r>
-          </w:p>
-        </w:tc>
-        <w:tc>
-          <w:tcPr>
-            <w:tcW w:w="4252" w:type="dxa"/>
-            <w:tcBorders>
-              <w:top w:val="nil"/>
-              <w:left w:val="nil"/>
-              <w:bottom w:val="single" w:sz="8" w:space="0" w:color="auto"/>
-              <w:right w:val="single" w:sz="8" w:space="0" w:color="auto"/>
-            </w:tcBorders>
-            <w:shd w:val="clear" w:color="auto" w:fill="auto"/>
-            <w:vAlign w:val="center"/>
-          </w:tcPr>
+              <w:t>{{ row.q_kw_m2 }}</w:t>
+            </w:r>
+          </w:p>
           <w:p>
             <w:pPr>
               <w:jc w:val="center"/>
               <w:rPr>
                 <w:rFonts w:cs="Times New Roman"/>
-                <w:iCs/>
-                <w:sz w:val="24"/>
-                <w:szCs w:val="24"/>
-                <w:shd w:val="clear" w:color="auto" w:fill="FFFFFF"/>
-              </w:rPr>
-            </w:pPr>
-            <w:r>
-              <w:rPr>
-                <w:color w:val="000000"/>
-                <w:sz w:val="24"/>
-                <w:szCs w:val="24"/>
-              </w:rPr>
-              <w:t>19,69456303</w:t>
-            </w:r>
+                <w:sz w:val="24"/>
+                <w:szCs w:val="24"/>
+              </w:rPr>
+            </w:pPr>
           </w:p>
         </w:tc>
       </w:tr>
       <w:tr>
         <w:trPr>
-          <w:trHeight w:val="70"/>
+          <w:trHeight w:val="576"/>
         </w:trPr>
         <w:tc>
           <w:tcPr>
             <w:tcW w:w="1477" w:type="dxa"/>
-            <w:tcBorders>
-              <w:top w:val="single" w:sz="4" w:space="0" w:color="auto"/>
-              <w:left w:val="single" w:sz="4" w:space="0" w:color="auto"/>
-              <w:bottom w:val="single" w:sz="4" w:space="0" w:color="auto"/>
-              <w:right w:val="single" w:sz="4" w:space="0" w:color="auto"/>
-            </w:tcBorders>
             <w:shd w:val="clear" w:color="auto" w:fill="auto"/>
             <w:vAlign w:val="center"/>
           </w:tcPr>
@@ -21843,26 +21750,31 @@
               </w:rPr>
             </w:pPr>
             <w:r>
-              <w:rPr>
-                <w:rFonts w:cs="Times New Roman"/>
-                <w:color w:val="000000"/>
-                <w:sz w:val="24"/>
-                <w:szCs w:val="24"/>
-              </w:rPr>
-              <w:lastRenderedPageBreak/>
-              <w:t>2</w:t>
+              <w:t>{%tr endfor %}</w:t>
             </w:r>
           </w:p>
         </w:tc>
         <w:tc>
           <w:tcPr>
             <w:tcW w:w="3734" w:type="dxa"/>
-            <w:tcBorders>
-              <w:top w:val="nil"/>
-              <w:left w:val="nil"/>
-              <w:bottom w:val="single" w:sz="8" w:space="0" w:color="auto"/>
-              <w:right w:val="single" w:sz="8" w:space="0" w:color="auto"/>
-            </w:tcBorders>
+          </w:tcPr>
+          <w:p>
+            <w:pPr>
+              <w:jc w:val="center"/>
+              <w:rPr>
+                <w:rFonts w:cs="Times New Roman"/>
+                <w:iCs/>
+                <w:sz w:val="24"/>
+                <w:szCs w:val="24"/>
+                <w:shd w:val="clear" w:color="auto" w:fill="FFFFFF"/>
+              </w:rPr>
+            </w:pPr>
+            <w:r/>
+          </w:p>
+        </w:tc>
+        <w:tc>
+          <w:tcPr>
+            <w:tcW w:w="4395" w:type="dxa"/>
             <w:shd w:val="clear" w:color="auto" w:fill="auto"/>
             <w:vAlign w:val="center"/>
           </w:tcPr>
@@ -21877,25 +21789,22 @@
                 <w:shd w:val="clear" w:color="auto" w:fill="FFFFFF"/>
               </w:rPr>
             </w:pPr>
-            <w:r>
-              <w:rPr>
-                <w:color w:val="000000"/>
-                <w:sz w:val="24"/>
-                <w:szCs w:val="24"/>
-              </w:rPr>
-              <w:t>0,985493682</w:t>
-            </w:r>
-          </w:p>
-        </w:tc>
-        <w:tc>
-          <w:tcPr>
-            <w:tcW w:w="4395" w:type="dxa"/>
-            <w:tcBorders>
-              <w:top w:val="nil"/>
-              <w:left w:val="nil"/>
-              <w:bottom w:val="single" w:sz="8" w:space="0" w:color="auto"/>
-              <w:right w:val="single" w:sz="8" w:space="0" w:color="auto"/>
-            </w:tcBorders>
+            <w:r/>
+          </w:p>
+          <w:p>
+            <w:pPr>
+              <w:jc w:val="center"/>
+              <w:rPr>
+                <w:rFonts w:cs="Times New Roman"/>
+                <w:sz w:val="24"/>
+                <w:szCs w:val="24"/>
+              </w:rPr>
+            </w:pPr>
+          </w:p>
+        </w:tc>
+        <w:tc>
+          <w:tcPr>
+            <w:tcW w:w="4252" w:type="dxa"/>
             <w:shd w:val="clear" w:color="auto" w:fill="auto"/>
             <w:vAlign w:val="center"/>
           </w:tcPr>
@@ -21910,1691 +21819,17 @@
                 <w:shd w:val="clear" w:color="auto" w:fill="FFFFFF"/>
               </w:rPr>
             </w:pPr>
-            <w:r>
-              <w:rPr>
-                <w:color w:val="000000"/>
-                <w:sz w:val="24"/>
-                <w:szCs w:val="24"/>
-              </w:rPr>
-              <w:t>0,249174563</w:t>
-            </w:r>
-          </w:p>
-        </w:tc>
-        <w:tc>
-          <w:tcPr>
-            <w:tcW w:w="4252" w:type="dxa"/>
-            <w:tcBorders>
-              <w:top w:val="nil"/>
-              <w:left w:val="nil"/>
-              <w:bottom w:val="single" w:sz="8" w:space="0" w:color="auto"/>
-              <w:right w:val="single" w:sz="8" w:space="0" w:color="auto"/>
-            </w:tcBorders>
-            <w:shd w:val="clear" w:color="auto" w:fill="auto"/>
-            <w:vAlign w:val="center"/>
-          </w:tcPr>
+            <w:r/>
+          </w:p>
           <w:p>
             <w:pPr>
               <w:jc w:val="center"/>
               <w:rPr>
                 <w:rFonts w:cs="Times New Roman"/>
-                <w:iCs/>
-                <w:sz w:val="24"/>
-                <w:szCs w:val="24"/>
-                <w:shd w:val="clear" w:color="auto" w:fill="FFFFFF"/>
-              </w:rPr>
-            </w:pPr>
-            <w:r>
-              <w:rPr>
-                <w:color w:val="000000"/>
-                <w:sz w:val="24"/>
-                <w:szCs w:val="24"/>
-              </w:rPr>
-              <w:t>19,64479659</w:t>
-            </w:r>
-          </w:p>
-        </w:tc>
-      </w:tr>
-      <w:tr>
-        <w:trPr>
-          <w:trHeight w:val="70"/>
-        </w:trPr>
-        <w:tc>
-          <w:tcPr>
-            <w:tcW w:w="1477" w:type="dxa"/>
-            <w:tcBorders>
-              <w:top w:val="single" w:sz="4" w:space="0" w:color="auto"/>
-              <w:left w:val="single" w:sz="4" w:space="0" w:color="auto"/>
-              <w:bottom w:val="single" w:sz="4" w:space="0" w:color="auto"/>
-              <w:right w:val="single" w:sz="4" w:space="0" w:color="auto"/>
-            </w:tcBorders>
-            <w:shd w:val="clear" w:color="auto" w:fill="auto"/>
-            <w:vAlign w:val="center"/>
-          </w:tcPr>
-          <w:p>
-            <w:pPr>
-              <w:jc w:val="center"/>
-              <w:rPr>
-                <w:rFonts w:cs="Times New Roman"/>
-                <w:sz w:val="24"/>
-                <w:szCs w:val="24"/>
-              </w:rPr>
-            </w:pPr>
-            <w:r>
-              <w:rPr>
-                <w:rFonts w:cs="Times New Roman"/>
-                <w:color w:val="000000"/>
-                <w:sz w:val="24"/>
-                <w:szCs w:val="24"/>
-              </w:rPr>
-              <w:t>3</w:t>
-            </w:r>
-          </w:p>
-        </w:tc>
-        <w:tc>
-          <w:tcPr>
-            <w:tcW w:w="3734" w:type="dxa"/>
-            <w:tcBorders>
-              <w:top w:val="nil"/>
-              <w:left w:val="nil"/>
-              <w:bottom w:val="single" w:sz="8" w:space="0" w:color="auto"/>
-              <w:right w:val="single" w:sz="8" w:space="0" w:color="auto"/>
-            </w:tcBorders>
-            <w:shd w:val="clear" w:color="auto" w:fill="auto"/>
-            <w:vAlign w:val="center"/>
-          </w:tcPr>
-          <w:p>
-            <w:pPr>
-              <w:jc w:val="center"/>
-              <w:rPr>
-                <w:rFonts w:cs="Times New Roman"/>
-                <w:iCs/>
-                <w:sz w:val="24"/>
-                <w:szCs w:val="24"/>
-                <w:shd w:val="clear" w:color="auto" w:fill="FFFFFF"/>
-              </w:rPr>
-            </w:pPr>
-            <w:r>
-              <w:rPr>
-                <w:color w:val="000000"/>
-                <w:sz w:val="24"/>
-                <w:szCs w:val="24"/>
-              </w:rPr>
-              <w:t>0,985411305</w:t>
-            </w:r>
-          </w:p>
-        </w:tc>
-        <w:tc>
-          <w:tcPr>
-            <w:tcW w:w="4395" w:type="dxa"/>
-            <w:tcBorders>
-              <w:top w:val="nil"/>
-              <w:left w:val="nil"/>
-              <w:bottom w:val="single" w:sz="8" w:space="0" w:color="auto"/>
-              <w:right w:val="single" w:sz="8" w:space="0" w:color="auto"/>
-            </w:tcBorders>
-            <w:shd w:val="clear" w:color="auto" w:fill="auto"/>
-            <w:vAlign w:val="center"/>
-          </w:tcPr>
-          <w:p>
-            <w:pPr>
-              <w:jc w:val="center"/>
-              <w:rPr>
-                <w:rFonts w:cs="Times New Roman"/>
-                <w:iCs/>
-                <w:sz w:val="24"/>
-                <w:szCs w:val="24"/>
-                <w:shd w:val="clear" w:color="auto" w:fill="FFFFFF"/>
-              </w:rPr>
-            </w:pPr>
-            <w:r>
-              <w:rPr>
-                <w:color w:val="000000"/>
-                <w:sz w:val="24"/>
-                <w:szCs w:val="24"/>
-              </w:rPr>
-              <w:t>0,248149136</w:t>
-            </w:r>
-          </w:p>
-        </w:tc>
-        <w:tc>
-          <w:tcPr>
-            <w:tcW w:w="4252" w:type="dxa"/>
-            <w:tcBorders>
-              <w:top w:val="nil"/>
-              <w:left w:val="nil"/>
-              <w:bottom w:val="single" w:sz="8" w:space="0" w:color="auto"/>
-              <w:right w:val="single" w:sz="8" w:space="0" w:color="auto"/>
-            </w:tcBorders>
-            <w:shd w:val="clear" w:color="auto" w:fill="auto"/>
-            <w:vAlign w:val="center"/>
-          </w:tcPr>
-          <w:p>
-            <w:pPr>
-              <w:jc w:val="center"/>
-              <w:rPr>
-                <w:rFonts w:cs="Times New Roman"/>
-                <w:iCs/>
-                <w:sz w:val="24"/>
-                <w:szCs w:val="24"/>
-                <w:shd w:val="clear" w:color="auto" w:fill="FFFFFF"/>
-              </w:rPr>
-            </w:pPr>
-            <w:r>
-              <w:rPr>
-                <w:color w:val="000000"/>
-                <w:sz w:val="24"/>
-                <w:szCs w:val="24"/>
-              </w:rPr>
-              <w:t>19,56231711</w:t>
-            </w:r>
-          </w:p>
-        </w:tc>
-      </w:tr>
-      <w:tr>
-        <w:trPr>
-          <w:trHeight w:val="70"/>
-        </w:trPr>
-        <w:tc>
-          <w:tcPr>
-            <w:tcW w:w="1477" w:type="dxa"/>
-            <w:tcBorders>
-              <w:top w:val="single" w:sz="4" w:space="0" w:color="auto"/>
-              <w:left w:val="single" w:sz="4" w:space="0" w:color="auto"/>
-              <w:bottom w:val="single" w:sz="4" w:space="0" w:color="auto"/>
-              <w:right w:val="single" w:sz="4" w:space="0" w:color="auto"/>
-            </w:tcBorders>
-            <w:shd w:val="clear" w:color="auto" w:fill="auto"/>
-            <w:vAlign w:val="center"/>
-          </w:tcPr>
-          <w:p>
-            <w:pPr>
-              <w:jc w:val="center"/>
-              <w:rPr>
-                <w:rFonts w:cs="Times New Roman"/>
-                <w:sz w:val="24"/>
-                <w:szCs w:val="24"/>
-              </w:rPr>
-            </w:pPr>
-            <w:r>
-              <w:rPr>
-                <w:rFonts w:cs="Times New Roman"/>
-                <w:color w:val="000000"/>
-                <w:sz w:val="24"/>
-                <w:szCs w:val="24"/>
-              </w:rPr>
-              <w:t>5</w:t>
-            </w:r>
-          </w:p>
-        </w:tc>
-        <w:tc>
-          <w:tcPr>
-            <w:tcW w:w="3734" w:type="dxa"/>
-            <w:tcBorders>
-              <w:top w:val="nil"/>
-              <w:left w:val="nil"/>
-              <w:bottom w:val="single" w:sz="8" w:space="0" w:color="auto"/>
-              <w:right w:val="single" w:sz="8" w:space="0" w:color="auto"/>
-            </w:tcBorders>
-            <w:shd w:val="clear" w:color="auto" w:fill="auto"/>
-            <w:vAlign w:val="center"/>
-          </w:tcPr>
-          <w:p>
-            <w:pPr>
-              <w:jc w:val="center"/>
-              <w:rPr>
-                <w:rFonts w:cs="Times New Roman"/>
-                <w:iCs/>
-                <w:sz w:val="24"/>
-                <w:szCs w:val="24"/>
-                <w:shd w:val="clear" w:color="auto" w:fill="FFFFFF"/>
-              </w:rPr>
-            </w:pPr>
-            <w:r>
-              <w:rPr>
-                <w:color w:val="000000"/>
-                <w:sz w:val="24"/>
-                <w:szCs w:val="24"/>
-              </w:rPr>
-              <w:t>0,985150838</w:t>
-            </w:r>
-          </w:p>
-        </w:tc>
-        <w:tc>
-          <w:tcPr>
-            <w:tcW w:w="4395" w:type="dxa"/>
-            <w:tcBorders>
-              <w:top w:val="nil"/>
-              <w:left w:val="nil"/>
-              <w:bottom w:val="single" w:sz="8" w:space="0" w:color="auto"/>
-              <w:right w:val="single" w:sz="8" w:space="0" w:color="auto"/>
-            </w:tcBorders>
-            <w:shd w:val="clear" w:color="auto" w:fill="auto"/>
-            <w:vAlign w:val="center"/>
-          </w:tcPr>
-          <w:p>
-            <w:pPr>
-              <w:jc w:val="center"/>
-              <w:rPr>
-                <w:rFonts w:cs="Times New Roman"/>
-                <w:iCs/>
-                <w:sz w:val="24"/>
-                <w:szCs w:val="24"/>
-                <w:shd w:val="clear" w:color="auto" w:fill="FFFFFF"/>
-              </w:rPr>
-            </w:pPr>
-            <w:r>
-              <w:rPr>
-                <w:color w:val="000000"/>
-                <w:sz w:val="24"/>
-                <w:szCs w:val="24"/>
-              </w:rPr>
-              <w:t>0,244914575</w:t>
-            </w:r>
-          </w:p>
-        </w:tc>
-        <w:tc>
-          <w:tcPr>
-            <w:tcW w:w="4252" w:type="dxa"/>
-            <w:tcBorders>
-              <w:top w:val="nil"/>
-              <w:left w:val="nil"/>
-              <w:bottom w:val="single" w:sz="8" w:space="0" w:color="auto"/>
-              <w:right w:val="single" w:sz="8" w:space="0" w:color="auto"/>
-            </w:tcBorders>
-            <w:shd w:val="clear" w:color="auto" w:fill="auto"/>
-            <w:vAlign w:val="center"/>
-          </w:tcPr>
-          <w:p>
-            <w:pPr>
-              <w:jc w:val="center"/>
-              <w:rPr>
-                <w:rFonts w:cs="Times New Roman"/>
-                <w:iCs/>
-                <w:sz w:val="24"/>
-                <w:szCs w:val="24"/>
-                <w:shd w:val="clear" w:color="auto" w:fill="FFFFFF"/>
-              </w:rPr>
-            </w:pPr>
-            <w:r>
-              <w:rPr>
-                <w:color w:val="000000"/>
-                <w:sz w:val="24"/>
-                <w:szCs w:val="24"/>
-              </w:rPr>
-              <w:t>19,30222386</w:t>
-            </w:r>
-          </w:p>
-        </w:tc>
-      </w:tr>
-      <w:tr>
-        <w:trPr>
-          <w:trHeight w:val="70"/>
-        </w:trPr>
-        <w:tc>
-          <w:tcPr>
-            <w:tcW w:w="1477" w:type="dxa"/>
-            <w:tcBorders>
-              <w:top w:val="single" w:sz="4" w:space="0" w:color="auto"/>
-              <w:left w:val="single" w:sz="4" w:space="0" w:color="auto"/>
-              <w:bottom w:val="single" w:sz="4" w:space="0" w:color="auto"/>
-              <w:right w:val="single" w:sz="4" w:space="0" w:color="auto"/>
-            </w:tcBorders>
-            <w:shd w:val="clear" w:color="auto" w:fill="auto"/>
-            <w:vAlign w:val="center"/>
-          </w:tcPr>
-          <w:p>
-            <w:pPr>
-              <w:jc w:val="center"/>
-              <w:rPr>
-                <w:rFonts w:cs="Times New Roman"/>
-                <w:sz w:val="24"/>
-                <w:szCs w:val="24"/>
-              </w:rPr>
-            </w:pPr>
-            <w:r>
-              <w:rPr>
-                <w:rFonts w:cs="Times New Roman"/>
-                <w:color w:val="000000"/>
-                <w:sz w:val="24"/>
-                <w:szCs w:val="24"/>
-              </w:rPr>
-              <w:t>10</w:t>
-            </w:r>
-          </w:p>
-        </w:tc>
-        <w:tc>
-          <w:tcPr>
-            <w:tcW w:w="3734" w:type="dxa"/>
-            <w:tcBorders>
-              <w:top w:val="nil"/>
-              <w:left w:val="nil"/>
-              <w:bottom w:val="single" w:sz="8" w:space="0" w:color="auto"/>
-              <w:right w:val="single" w:sz="8" w:space="0" w:color="auto"/>
-            </w:tcBorders>
-            <w:shd w:val="clear" w:color="auto" w:fill="auto"/>
-            <w:vAlign w:val="center"/>
-          </w:tcPr>
-          <w:p>
-            <w:pPr>
-              <w:jc w:val="center"/>
-              <w:rPr>
-                <w:rFonts w:cs="Times New Roman"/>
-                <w:iCs/>
-                <w:sz w:val="24"/>
-                <w:szCs w:val="24"/>
-                <w:shd w:val="clear" w:color="auto" w:fill="FFFFFF"/>
-              </w:rPr>
-            </w:pPr>
-            <w:r>
-              <w:rPr>
-                <w:color w:val="000000"/>
-                <w:sz w:val="24"/>
-                <w:szCs w:val="24"/>
-              </w:rPr>
-              <w:t>0,983987497</w:t>
-            </w:r>
-          </w:p>
-        </w:tc>
-        <w:tc>
-          <w:tcPr>
-            <w:tcW w:w="4395" w:type="dxa"/>
-            <w:tcBorders>
-              <w:top w:val="nil"/>
-              <w:left w:val="nil"/>
-              <w:bottom w:val="single" w:sz="8" w:space="0" w:color="auto"/>
-              <w:right w:val="single" w:sz="8" w:space="0" w:color="auto"/>
-            </w:tcBorders>
-            <w:shd w:val="clear" w:color="auto" w:fill="auto"/>
-            <w:vAlign w:val="center"/>
-          </w:tcPr>
-          <w:p>
-            <w:pPr>
-              <w:jc w:val="center"/>
-              <w:rPr>
-                <w:rFonts w:cs="Times New Roman"/>
-                <w:iCs/>
-                <w:sz w:val="24"/>
-                <w:szCs w:val="24"/>
-                <w:shd w:val="clear" w:color="auto" w:fill="FFFFFF"/>
-              </w:rPr>
-            </w:pPr>
-            <w:r>
-              <w:rPr>
-                <w:color w:val="000000"/>
-                <w:sz w:val="24"/>
-                <w:szCs w:val="24"/>
-              </w:rPr>
-              <w:t>0,230647931</w:t>
-            </w:r>
-          </w:p>
-        </w:tc>
-        <w:tc>
-          <w:tcPr>
-            <w:tcW w:w="4252" w:type="dxa"/>
-            <w:tcBorders>
-              <w:top w:val="nil"/>
-              <w:left w:val="nil"/>
-              <w:bottom w:val="single" w:sz="8" w:space="0" w:color="auto"/>
-              <w:right w:val="single" w:sz="8" w:space="0" w:color="auto"/>
-            </w:tcBorders>
-            <w:shd w:val="clear" w:color="auto" w:fill="auto"/>
-            <w:vAlign w:val="center"/>
-          </w:tcPr>
-          <w:p>
-            <w:pPr>
-              <w:jc w:val="center"/>
-              <w:rPr>
-                <w:rFonts w:cs="Times New Roman"/>
-                <w:iCs/>
-                <w:sz w:val="24"/>
-                <w:szCs w:val="24"/>
-                <w:shd w:val="clear" w:color="auto" w:fill="FFFFFF"/>
-              </w:rPr>
-            </w:pPr>
-            <w:r>
-              <w:rPr>
-                <w:color w:val="000000"/>
-                <w:sz w:val="24"/>
-                <w:szCs w:val="24"/>
-              </w:rPr>
-              <w:t>18,15637445</w:t>
-            </w:r>
-          </w:p>
-        </w:tc>
-      </w:tr>
-      <w:tr>
-        <w:trPr>
-          <w:trHeight w:val="70"/>
-        </w:trPr>
-        <w:tc>
-          <w:tcPr>
-            <w:tcW w:w="1477" w:type="dxa"/>
-            <w:tcBorders>
-              <w:top w:val="single" w:sz="4" w:space="0" w:color="auto"/>
-              <w:left w:val="single" w:sz="4" w:space="0" w:color="auto"/>
-              <w:bottom w:val="single" w:sz="4" w:space="0" w:color="auto"/>
-              <w:right w:val="single" w:sz="4" w:space="0" w:color="auto"/>
-            </w:tcBorders>
-            <w:shd w:val="clear" w:color="auto" w:fill="auto"/>
-            <w:vAlign w:val="center"/>
-          </w:tcPr>
-          <w:p>
-            <w:pPr>
-              <w:jc w:val="center"/>
-              <w:rPr>
-                <w:rFonts w:cs="Times New Roman"/>
-                <w:sz w:val="24"/>
-                <w:szCs w:val="24"/>
-              </w:rPr>
-            </w:pPr>
-            <w:r>
-              <w:rPr>
-                <w:rFonts w:cs="Times New Roman"/>
-                <w:color w:val="000000"/>
-                <w:sz w:val="24"/>
-                <w:szCs w:val="24"/>
-              </w:rPr>
-              <w:t>20</w:t>
-            </w:r>
-          </w:p>
-        </w:tc>
-        <w:tc>
-          <w:tcPr>
-            <w:tcW w:w="3734" w:type="dxa"/>
-            <w:tcBorders>
-              <w:top w:val="nil"/>
-              <w:left w:val="nil"/>
-              <w:bottom w:val="single" w:sz="8" w:space="0" w:color="auto"/>
-              <w:right w:val="single" w:sz="8" w:space="0" w:color="auto"/>
-            </w:tcBorders>
-            <w:shd w:val="clear" w:color="auto" w:fill="auto"/>
-            <w:vAlign w:val="center"/>
-          </w:tcPr>
-          <w:p>
-            <w:pPr>
-              <w:jc w:val="center"/>
-              <w:rPr>
-                <w:rFonts w:cs="Times New Roman"/>
-                <w:iCs/>
-                <w:sz w:val="24"/>
-                <w:szCs w:val="24"/>
-                <w:shd w:val="clear" w:color="auto" w:fill="FFFFFF"/>
-              </w:rPr>
-            </w:pPr>
-            <w:r>
-              <w:rPr>
-                <w:color w:val="000000"/>
-                <w:sz w:val="24"/>
-                <w:szCs w:val="24"/>
-              </w:rPr>
-              <w:t>0,98001413</w:t>
-            </w:r>
-          </w:p>
-        </w:tc>
-        <w:tc>
-          <w:tcPr>
-            <w:tcW w:w="4395" w:type="dxa"/>
-            <w:tcBorders>
-              <w:top w:val="nil"/>
-              <w:left w:val="nil"/>
-              <w:bottom w:val="single" w:sz="8" w:space="0" w:color="auto"/>
-              <w:right w:val="single" w:sz="8" w:space="0" w:color="auto"/>
-            </w:tcBorders>
-            <w:shd w:val="clear" w:color="auto" w:fill="auto"/>
-            <w:vAlign w:val="center"/>
-          </w:tcPr>
-          <w:p>
-            <w:pPr>
-              <w:jc w:val="center"/>
-              <w:rPr>
-                <w:rFonts w:cs="Times New Roman"/>
-                <w:iCs/>
-                <w:sz w:val="24"/>
-                <w:szCs w:val="24"/>
-                <w:shd w:val="clear" w:color="auto" w:fill="FFFFFF"/>
-              </w:rPr>
-            </w:pPr>
-            <w:r>
-              <w:rPr>
-                <w:color w:val="000000"/>
-                <w:sz w:val="24"/>
-                <w:szCs w:val="24"/>
-              </w:rPr>
-              <w:t>0,185359043</w:t>
-            </w:r>
-          </w:p>
-        </w:tc>
-        <w:tc>
-          <w:tcPr>
-            <w:tcW w:w="4252" w:type="dxa"/>
-            <w:tcBorders>
-              <w:top w:val="nil"/>
-              <w:left w:val="nil"/>
-              <w:bottom w:val="single" w:sz="8" w:space="0" w:color="auto"/>
-              <w:right w:val="single" w:sz="8" w:space="0" w:color="auto"/>
-            </w:tcBorders>
-            <w:shd w:val="clear" w:color="auto" w:fill="auto"/>
-            <w:vAlign w:val="center"/>
-          </w:tcPr>
-          <w:p>
-            <w:pPr>
-              <w:jc w:val="center"/>
-              <w:rPr>
-                <w:rFonts w:cs="Times New Roman"/>
-                <w:iCs/>
-                <w:sz w:val="24"/>
-                <w:szCs w:val="24"/>
-                <w:shd w:val="clear" w:color="auto" w:fill="FFFFFF"/>
-              </w:rPr>
-            </w:pPr>
-            <w:r>
-              <w:rPr>
-                <w:color w:val="000000"/>
-                <w:sz w:val="24"/>
-                <w:szCs w:val="24"/>
-              </w:rPr>
-              <w:t>14,53235854</w:t>
-            </w:r>
-          </w:p>
-        </w:tc>
-      </w:tr>
-      <w:tr>
-        <w:trPr>
-          <w:trHeight w:val="70"/>
-        </w:trPr>
-        <w:tc>
-          <w:tcPr>
-            <w:tcW w:w="1477" w:type="dxa"/>
-            <w:tcBorders>
-              <w:top w:val="single" w:sz="4" w:space="0" w:color="auto"/>
-              <w:left w:val="single" w:sz="4" w:space="0" w:color="auto"/>
-              <w:bottom w:val="single" w:sz="4" w:space="0" w:color="auto"/>
-              <w:right w:val="single" w:sz="4" w:space="0" w:color="auto"/>
-            </w:tcBorders>
-            <w:shd w:val="clear" w:color="auto" w:fill="auto"/>
-            <w:vAlign w:val="center"/>
-          </w:tcPr>
-          <w:p>
-            <w:pPr>
-              <w:jc w:val="center"/>
-              <w:rPr>
-                <w:rFonts w:cs="Times New Roman"/>
-                <w:sz w:val="24"/>
-                <w:szCs w:val="24"/>
-              </w:rPr>
-            </w:pPr>
-            <w:r>
-              <w:rPr>
-                <w:rFonts w:cs="Times New Roman"/>
-                <w:color w:val="000000"/>
-                <w:sz w:val="24"/>
-                <w:szCs w:val="24"/>
-              </w:rPr>
-              <w:t>30</w:t>
-            </w:r>
-          </w:p>
-        </w:tc>
-        <w:tc>
-          <w:tcPr>
-            <w:tcW w:w="3734" w:type="dxa"/>
-            <w:tcBorders>
-              <w:top w:val="nil"/>
-              <w:left w:val="nil"/>
-              <w:bottom w:val="single" w:sz="8" w:space="0" w:color="auto"/>
-              <w:right w:val="single" w:sz="8" w:space="0" w:color="auto"/>
-            </w:tcBorders>
-            <w:shd w:val="clear" w:color="auto" w:fill="auto"/>
-            <w:vAlign w:val="center"/>
-          </w:tcPr>
-          <w:p>
-            <w:pPr>
-              <w:jc w:val="center"/>
-              <w:rPr>
-                <w:rFonts w:cs="Times New Roman"/>
-                <w:iCs/>
-                <w:sz w:val="24"/>
-                <w:szCs w:val="24"/>
-                <w:shd w:val="clear" w:color="auto" w:fill="FFFFFF"/>
-              </w:rPr>
-            </w:pPr>
-            <w:r>
-              <w:rPr>
-                <w:color w:val="000000"/>
-                <w:sz w:val="24"/>
-                <w:szCs w:val="24"/>
-              </w:rPr>
-              <w:t>0,974778132</w:t>
-            </w:r>
-          </w:p>
-        </w:tc>
-        <w:tc>
-          <w:tcPr>
-            <w:tcW w:w="4395" w:type="dxa"/>
-            <w:tcBorders>
-              <w:top w:val="nil"/>
-              <w:left w:val="nil"/>
-              <w:bottom w:val="single" w:sz="8" w:space="0" w:color="auto"/>
-              <w:right w:val="single" w:sz="8" w:space="0" w:color="auto"/>
-            </w:tcBorders>
-            <w:shd w:val="clear" w:color="auto" w:fill="auto"/>
-            <w:vAlign w:val="center"/>
-          </w:tcPr>
-          <w:p>
-            <w:pPr>
-              <w:jc w:val="center"/>
-              <w:rPr>
-                <w:rFonts w:cs="Times New Roman"/>
-                <w:iCs/>
-                <w:sz w:val="24"/>
-                <w:szCs w:val="24"/>
-                <w:shd w:val="clear" w:color="auto" w:fill="FFFFFF"/>
-              </w:rPr>
-            </w:pPr>
-            <w:r>
-              <w:rPr>
-                <w:color w:val="000000"/>
-                <w:sz w:val="24"/>
-                <w:szCs w:val="24"/>
-              </w:rPr>
-              <w:t>0,136542788</w:t>
-            </w:r>
-          </w:p>
-        </w:tc>
-        <w:tc>
-          <w:tcPr>
-            <w:tcW w:w="4252" w:type="dxa"/>
-            <w:tcBorders>
-              <w:top w:val="nil"/>
-              <w:left w:val="nil"/>
-              <w:bottom w:val="single" w:sz="8" w:space="0" w:color="auto"/>
-              <w:right w:val="single" w:sz="8" w:space="0" w:color="auto"/>
-            </w:tcBorders>
-            <w:shd w:val="clear" w:color="auto" w:fill="auto"/>
-            <w:vAlign w:val="center"/>
-          </w:tcPr>
-          <w:p>
-            <w:pPr>
-              <w:jc w:val="center"/>
-              <w:rPr>
-                <w:rFonts w:cs="Times New Roman"/>
-                <w:iCs/>
-                <w:sz w:val="24"/>
-                <w:szCs w:val="24"/>
-                <w:shd w:val="clear" w:color="auto" w:fill="FFFFFF"/>
-              </w:rPr>
-            </w:pPr>
-            <w:r>
-              <w:rPr>
-                <w:color w:val="000000"/>
-                <w:sz w:val="24"/>
-                <w:szCs w:val="24"/>
-              </w:rPr>
-              <w:t>10,6479139</w:t>
-            </w:r>
-          </w:p>
-        </w:tc>
-      </w:tr>
-      <w:tr>
-        <w:trPr>
-          <w:trHeight w:val="70"/>
-        </w:trPr>
-        <w:tc>
-          <w:tcPr>
-            <w:tcW w:w="1477" w:type="dxa"/>
-            <w:tcBorders>
-              <w:top w:val="single" w:sz="4" w:space="0" w:color="auto"/>
-              <w:left w:val="single" w:sz="4" w:space="0" w:color="auto"/>
-              <w:bottom w:val="single" w:sz="4" w:space="0" w:color="auto"/>
-              <w:right w:val="single" w:sz="4" w:space="0" w:color="auto"/>
-            </w:tcBorders>
-            <w:shd w:val="clear" w:color="auto" w:fill="auto"/>
-            <w:vAlign w:val="center"/>
-          </w:tcPr>
-          <w:p>
-            <w:pPr>
-              <w:jc w:val="center"/>
-              <w:rPr>
-                <w:rFonts w:cs="Times New Roman"/>
-                <w:sz w:val="24"/>
-                <w:szCs w:val="24"/>
-              </w:rPr>
-            </w:pPr>
-            <w:r>
-              <w:rPr>
-                <w:rFonts w:cs="Times New Roman"/>
-                <w:color w:val="000000"/>
-                <w:sz w:val="24"/>
-                <w:szCs w:val="24"/>
-              </w:rPr>
-              <w:t>40</w:t>
-            </w:r>
-          </w:p>
-        </w:tc>
-        <w:tc>
-          <w:tcPr>
-            <w:tcW w:w="3734" w:type="dxa"/>
-            <w:tcBorders>
-              <w:top w:val="nil"/>
-              <w:left w:val="nil"/>
-              <w:bottom w:val="single" w:sz="8" w:space="0" w:color="auto"/>
-              <w:right w:val="single" w:sz="8" w:space="0" w:color="auto"/>
-            </w:tcBorders>
-            <w:shd w:val="clear" w:color="auto" w:fill="auto"/>
-            <w:vAlign w:val="center"/>
-          </w:tcPr>
-          <w:p>
-            <w:pPr>
-              <w:jc w:val="center"/>
-              <w:rPr>
-                <w:rFonts w:cs="Times New Roman"/>
-                <w:iCs/>
-                <w:sz w:val="24"/>
-                <w:szCs w:val="24"/>
-                <w:shd w:val="clear" w:color="auto" w:fill="FFFFFF"/>
-              </w:rPr>
-            </w:pPr>
-            <w:r>
-              <w:rPr>
-                <w:color w:val="000000"/>
-                <w:sz w:val="24"/>
-                <w:szCs w:val="24"/>
-              </w:rPr>
-              <w:t>0,968939982</w:t>
-            </w:r>
-          </w:p>
-        </w:tc>
-        <w:tc>
-          <w:tcPr>
-            <w:tcW w:w="4395" w:type="dxa"/>
-            <w:tcBorders>
-              <w:top w:val="nil"/>
-              <w:left w:val="nil"/>
-              <w:bottom w:val="single" w:sz="8" w:space="0" w:color="auto"/>
-              <w:right w:val="single" w:sz="8" w:space="0" w:color="auto"/>
-            </w:tcBorders>
-            <w:shd w:val="clear" w:color="auto" w:fill="auto"/>
-            <w:vAlign w:val="center"/>
-          </w:tcPr>
-          <w:p>
-            <w:pPr>
-              <w:jc w:val="center"/>
-              <w:rPr>
-                <w:rFonts w:cs="Times New Roman"/>
-                <w:iCs/>
-                <w:sz w:val="24"/>
-                <w:szCs w:val="24"/>
-                <w:shd w:val="clear" w:color="auto" w:fill="FFFFFF"/>
-              </w:rPr>
-            </w:pPr>
-            <w:r>
-              <w:rPr>
-                <w:color w:val="000000"/>
-                <w:sz w:val="24"/>
-                <w:szCs w:val="24"/>
-              </w:rPr>
-              <w:t>0,096761033</w:t>
-            </w:r>
-          </w:p>
-        </w:tc>
-        <w:tc>
-          <w:tcPr>
-            <w:tcW w:w="4252" w:type="dxa"/>
-            <w:tcBorders>
-              <w:top w:val="nil"/>
-              <w:left w:val="nil"/>
-              <w:bottom w:val="single" w:sz="8" w:space="0" w:color="auto"/>
-              <w:right w:val="single" w:sz="8" w:space="0" w:color="auto"/>
-            </w:tcBorders>
-            <w:shd w:val="clear" w:color="auto" w:fill="auto"/>
-            <w:vAlign w:val="center"/>
-          </w:tcPr>
-          <w:p>
-            <w:pPr>
-              <w:jc w:val="center"/>
-              <w:rPr>
-                <w:rFonts w:cs="Times New Roman"/>
-                <w:iCs/>
-                <w:sz w:val="24"/>
-                <w:szCs w:val="24"/>
-                <w:shd w:val="clear" w:color="auto" w:fill="FFFFFF"/>
-              </w:rPr>
-            </w:pPr>
-            <w:r>
-              <w:rPr>
-                <w:color w:val="000000"/>
-                <w:sz w:val="24"/>
-                <w:szCs w:val="24"/>
-              </w:rPr>
-              <w:t>7,500450717</w:t>
-            </w:r>
-          </w:p>
-        </w:tc>
-      </w:tr>
-      <w:tr>
-        <w:trPr>
-          <w:trHeight w:val="70"/>
-        </w:trPr>
-        <w:tc>
-          <w:tcPr>
-            <w:tcW w:w="1477" w:type="dxa"/>
-            <w:tcBorders>
-              <w:top w:val="single" w:sz="4" w:space="0" w:color="auto"/>
-              <w:left w:val="single" w:sz="4" w:space="0" w:color="auto"/>
-              <w:bottom w:val="single" w:sz="4" w:space="0" w:color="auto"/>
-              <w:right w:val="single" w:sz="4" w:space="0" w:color="auto"/>
-            </w:tcBorders>
-            <w:shd w:val="clear" w:color="auto" w:fill="auto"/>
-            <w:vAlign w:val="center"/>
-          </w:tcPr>
-          <w:p>
-            <w:pPr>
-              <w:jc w:val="center"/>
-              <w:rPr>
-                <w:rFonts w:cs="Times New Roman"/>
-                <w:sz w:val="24"/>
-                <w:szCs w:val="24"/>
-              </w:rPr>
-            </w:pPr>
-            <w:r>
-              <w:rPr>
-                <w:rFonts w:cs="Times New Roman"/>
-                <w:color w:val="000000"/>
-                <w:sz w:val="24"/>
-                <w:szCs w:val="24"/>
-              </w:rPr>
-              <w:t>50</w:t>
-            </w:r>
-          </w:p>
-        </w:tc>
-        <w:tc>
-          <w:tcPr>
-            <w:tcW w:w="3734" w:type="dxa"/>
-            <w:tcBorders>
-              <w:top w:val="nil"/>
-              <w:left w:val="nil"/>
-              <w:bottom w:val="single" w:sz="8" w:space="0" w:color="auto"/>
-              <w:right w:val="single" w:sz="8" w:space="0" w:color="auto"/>
-            </w:tcBorders>
-            <w:shd w:val="clear" w:color="auto" w:fill="auto"/>
-            <w:vAlign w:val="center"/>
-          </w:tcPr>
-          <w:p>
-            <w:pPr>
-              <w:jc w:val="center"/>
-              <w:rPr>
-                <w:rFonts w:cs="Times New Roman"/>
-                <w:iCs/>
-                <w:sz w:val="24"/>
-                <w:szCs w:val="24"/>
-                <w:shd w:val="clear" w:color="auto" w:fill="FFFFFF"/>
-              </w:rPr>
-            </w:pPr>
-            <w:r>
-              <w:rPr>
-                <w:color w:val="000000"/>
-                <w:sz w:val="24"/>
-                <w:szCs w:val="24"/>
-              </w:rPr>
-              <w:t>0,962807223</w:t>
-            </w:r>
-          </w:p>
-        </w:tc>
-        <w:tc>
-          <w:tcPr>
-            <w:tcW w:w="4395" w:type="dxa"/>
-            <w:tcBorders>
-              <w:top w:val="nil"/>
-              <w:left w:val="nil"/>
-              <w:bottom w:val="single" w:sz="8" w:space="0" w:color="auto"/>
-              <w:right w:val="single" w:sz="8" w:space="0" w:color="auto"/>
-            </w:tcBorders>
-            <w:shd w:val="clear" w:color="auto" w:fill="auto"/>
-            <w:vAlign w:val="center"/>
-          </w:tcPr>
-          <w:p>
-            <w:pPr>
-              <w:jc w:val="center"/>
-              <w:rPr>
-                <w:rFonts w:cs="Times New Roman"/>
-                <w:iCs/>
-                <w:sz w:val="24"/>
-                <w:szCs w:val="24"/>
-                <w:shd w:val="clear" w:color="auto" w:fill="FFFFFF"/>
-              </w:rPr>
-            </w:pPr>
-            <w:r>
-              <w:rPr>
-                <w:color w:val="000000"/>
-                <w:sz w:val="24"/>
-                <w:szCs w:val="24"/>
-              </w:rPr>
-              <w:t>0,068109013</w:t>
-            </w:r>
-          </w:p>
-        </w:tc>
-        <w:tc>
-          <w:tcPr>
-            <w:tcW w:w="4252" w:type="dxa"/>
-            <w:tcBorders>
-              <w:top w:val="nil"/>
-              <w:left w:val="nil"/>
-              <w:bottom w:val="single" w:sz="8" w:space="0" w:color="auto"/>
-              <w:right w:val="single" w:sz="8" w:space="0" w:color="auto"/>
-            </w:tcBorders>
-            <w:shd w:val="clear" w:color="auto" w:fill="auto"/>
-            <w:vAlign w:val="center"/>
-          </w:tcPr>
-          <w:p>
-            <w:pPr>
-              <w:jc w:val="center"/>
-              <w:rPr>
-                <w:rFonts w:cs="Times New Roman"/>
-                <w:iCs/>
-                <w:sz w:val="24"/>
-                <w:szCs w:val="24"/>
-                <w:shd w:val="clear" w:color="auto" w:fill="FFFFFF"/>
-              </w:rPr>
-            </w:pPr>
-            <w:r>
-              <w:rPr>
-                <w:color w:val="000000"/>
-                <w:sz w:val="24"/>
-                <w:szCs w:val="24"/>
-              </w:rPr>
-              <w:t>5,246067968</w:t>
-            </w:r>
-          </w:p>
-        </w:tc>
-      </w:tr>
-      <w:tr>
-        <w:trPr>
-          <w:trHeight w:val="70"/>
-        </w:trPr>
-        <w:tc>
-          <w:tcPr>
-            <w:tcW w:w="1477" w:type="dxa"/>
-            <w:tcBorders>
-              <w:top w:val="single" w:sz="4" w:space="0" w:color="auto"/>
-              <w:left w:val="single" w:sz="4" w:space="0" w:color="auto"/>
-              <w:bottom w:val="single" w:sz="4" w:space="0" w:color="auto"/>
-              <w:right w:val="single" w:sz="4" w:space="0" w:color="auto"/>
-            </w:tcBorders>
-            <w:shd w:val="clear" w:color="auto" w:fill="auto"/>
-            <w:vAlign w:val="center"/>
-          </w:tcPr>
-          <w:p>
-            <w:pPr>
-              <w:jc w:val="center"/>
-              <w:rPr>
-                <w:rFonts w:cs="Times New Roman"/>
-                <w:sz w:val="24"/>
-                <w:szCs w:val="24"/>
-              </w:rPr>
-            </w:pPr>
-            <w:r>
-              <w:rPr>
-                <w:rFonts w:cs="Times New Roman"/>
-                <w:color w:val="000000"/>
-                <w:sz w:val="24"/>
-                <w:szCs w:val="24"/>
-              </w:rPr>
-              <w:t>60</w:t>
-            </w:r>
-          </w:p>
-        </w:tc>
-        <w:tc>
-          <w:tcPr>
-            <w:tcW w:w="3734" w:type="dxa"/>
-            <w:tcBorders>
-              <w:top w:val="nil"/>
-              <w:left w:val="nil"/>
-              <w:bottom w:val="single" w:sz="8" w:space="0" w:color="auto"/>
-              <w:right w:val="single" w:sz="8" w:space="0" w:color="auto"/>
-            </w:tcBorders>
-            <w:shd w:val="clear" w:color="auto" w:fill="auto"/>
-            <w:vAlign w:val="center"/>
-          </w:tcPr>
-          <w:p>
-            <w:pPr>
-              <w:jc w:val="center"/>
-              <w:rPr>
-                <w:rFonts w:cs="Times New Roman"/>
-                <w:iCs/>
-                <w:sz w:val="24"/>
-                <w:szCs w:val="24"/>
-                <w:shd w:val="clear" w:color="auto" w:fill="FFFFFF"/>
-              </w:rPr>
-            </w:pPr>
-            <w:r>
-              <w:rPr>
-                <w:color w:val="000000"/>
-                <w:sz w:val="24"/>
-                <w:szCs w:val="24"/>
-              </w:rPr>
-              <w:t>0,956525959</w:t>
-            </w:r>
-          </w:p>
-        </w:tc>
-        <w:tc>
-          <w:tcPr>
-            <w:tcW w:w="4395" w:type="dxa"/>
-            <w:tcBorders>
-              <w:top w:val="nil"/>
-              <w:left w:val="nil"/>
-              <w:bottom w:val="single" w:sz="8" w:space="0" w:color="auto"/>
-              <w:right w:val="single" w:sz="8" w:space="0" w:color="auto"/>
-            </w:tcBorders>
-            <w:shd w:val="clear" w:color="auto" w:fill="auto"/>
-            <w:vAlign w:val="center"/>
-          </w:tcPr>
-          <w:p>
-            <w:pPr>
-              <w:jc w:val="center"/>
-              <w:rPr>
-                <w:rFonts w:cs="Times New Roman"/>
-                <w:iCs/>
-                <w:sz w:val="24"/>
-                <w:szCs w:val="24"/>
-                <w:shd w:val="clear" w:color="auto" w:fill="FFFFFF"/>
-              </w:rPr>
-            </w:pPr>
-            <w:r>
-              <w:rPr>
-                <w:color w:val="000000"/>
-                <w:sz w:val="24"/>
-                <w:szCs w:val="24"/>
-              </w:rPr>
-              <w:t>0,048438727</w:t>
-            </w:r>
-          </w:p>
-        </w:tc>
-        <w:tc>
-          <w:tcPr>
-            <w:tcW w:w="4252" w:type="dxa"/>
-            <w:tcBorders>
-              <w:top w:val="nil"/>
-              <w:left w:val="nil"/>
-              <w:bottom w:val="single" w:sz="8" w:space="0" w:color="auto"/>
-              <w:right w:val="single" w:sz="8" w:space="0" w:color="auto"/>
-            </w:tcBorders>
-            <w:shd w:val="clear" w:color="auto" w:fill="auto"/>
-            <w:vAlign w:val="center"/>
-          </w:tcPr>
-          <w:p>
-            <w:pPr>
-              <w:jc w:val="center"/>
-              <w:rPr>
-                <w:rFonts w:cs="Times New Roman"/>
-                <w:iCs/>
-                <w:sz w:val="24"/>
-                <w:szCs w:val="24"/>
-                <w:shd w:val="clear" w:color="auto" w:fill="FFFFFF"/>
-              </w:rPr>
-            </w:pPr>
-            <w:r>
-              <w:rPr>
-                <w:color w:val="000000"/>
-                <w:sz w:val="24"/>
-                <w:szCs w:val="24"/>
-              </w:rPr>
-              <w:t>3,706632005</w:t>
-            </w:r>
-          </w:p>
-        </w:tc>
-      </w:tr>
-      <w:tr>
-        <w:trPr>
-          <w:trHeight w:val="70"/>
-        </w:trPr>
-        <w:tc>
-          <w:tcPr>
-            <w:tcW w:w="1477" w:type="dxa"/>
-            <w:tcBorders>
-              <w:top w:val="single" w:sz="4" w:space="0" w:color="auto"/>
-              <w:left w:val="single" w:sz="4" w:space="0" w:color="auto"/>
-              <w:bottom w:val="single" w:sz="4" w:space="0" w:color="auto"/>
-              <w:right w:val="single" w:sz="4" w:space="0" w:color="auto"/>
-            </w:tcBorders>
-            <w:shd w:val="clear" w:color="auto" w:fill="auto"/>
-            <w:vAlign w:val="center"/>
-          </w:tcPr>
-          <w:p>
-            <w:pPr>
-              <w:jc w:val="center"/>
-              <w:rPr>
-                <w:rFonts w:cs="Times New Roman"/>
-                <w:sz w:val="24"/>
-                <w:szCs w:val="24"/>
-              </w:rPr>
-            </w:pPr>
-            <w:r>
-              <w:rPr>
-                <w:rFonts w:cs="Times New Roman"/>
-                <w:color w:val="000000"/>
-                <w:sz w:val="24"/>
-                <w:szCs w:val="24"/>
-              </w:rPr>
-              <w:t>70</w:t>
-            </w:r>
-          </w:p>
-        </w:tc>
-        <w:tc>
-          <w:tcPr>
-            <w:tcW w:w="3734" w:type="dxa"/>
-            <w:tcBorders>
-              <w:top w:val="nil"/>
-              <w:left w:val="nil"/>
-              <w:bottom w:val="single" w:sz="8" w:space="0" w:color="auto"/>
-              <w:right w:val="single" w:sz="8" w:space="0" w:color="auto"/>
-            </w:tcBorders>
-            <w:shd w:val="clear" w:color="auto" w:fill="auto"/>
-            <w:vAlign w:val="center"/>
-          </w:tcPr>
-          <w:p>
-            <w:pPr>
-              <w:jc w:val="center"/>
-              <w:rPr>
-                <w:rFonts w:cs="Times New Roman"/>
-                <w:iCs/>
-                <w:sz w:val="24"/>
-                <w:szCs w:val="24"/>
-                <w:shd w:val="clear" w:color="auto" w:fill="FFFFFF"/>
-              </w:rPr>
-            </w:pPr>
-            <w:r>
-              <w:rPr>
-                <w:color w:val="000000"/>
-                <w:sz w:val="24"/>
-                <w:szCs w:val="24"/>
-              </w:rPr>
-              <w:t>0,950171033</w:t>
-            </w:r>
-          </w:p>
-        </w:tc>
-        <w:tc>
-          <w:tcPr>
-            <w:tcW w:w="4395" w:type="dxa"/>
-            <w:tcBorders>
-              <w:top w:val="nil"/>
-              <w:left w:val="nil"/>
-              <w:bottom w:val="single" w:sz="8" w:space="0" w:color="auto"/>
-              <w:right w:val="single" w:sz="8" w:space="0" w:color="auto"/>
-            </w:tcBorders>
-            <w:shd w:val="clear" w:color="auto" w:fill="auto"/>
-            <w:vAlign w:val="center"/>
-          </w:tcPr>
-          <w:p>
-            <w:pPr>
-              <w:jc w:val="center"/>
-              <w:rPr>
-                <w:rFonts w:cs="Times New Roman"/>
-                <w:iCs/>
-                <w:sz w:val="24"/>
-                <w:szCs w:val="24"/>
-                <w:shd w:val="clear" w:color="auto" w:fill="FFFFFF"/>
-              </w:rPr>
-            </w:pPr>
-            <w:r>
-              <w:rPr>
-                <w:color w:val="000000"/>
-                <w:sz w:val="24"/>
-                <w:szCs w:val="24"/>
-              </w:rPr>
-              <w:t>0,03507168</w:t>
-            </w:r>
-          </w:p>
-        </w:tc>
-        <w:tc>
-          <w:tcPr>
-            <w:tcW w:w="4252" w:type="dxa"/>
-            <w:tcBorders>
-              <w:top w:val="nil"/>
-              <w:left w:val="nil"/>
-              <w:bottom w:val="single" w:sz="8" w:space="0" w:color="auto"/>
-              <w:right w:val="single" w:sz="8" w:space="0" w:color="auto"/>
-            </w:tcBorders>
-            <w:shd w:val="clear" w:color="auto" w:fill="auto"/>
-            <w:vAlign w:val="center"/>
-          </w:tcPr>
-          <w:p>
-            <w:pPr>
-              <w:jc w:val="center"/>
-              <w:rPr>
-                <w:rFonts w:cs="Times New Roman"/>
-                <w:iCs/>
-                <w:sz w:val="24"/>
-                <w:szCs w:val="24"/>
-                <w:shd w:val="clear" w:color="auto" w:fill="FFFFFF"/>
-              </w:rPr>
-            </w:pPr>
-            <w:r>
-              <w:rPr>
-                <w:color w:val="000000"/>
-                <w:sz w:val="24"/>
-                <w:szCs w:val="24"/>
-              </w:rPr>
-              <w:t>2,665927515</w:t>
-            </w:r>
-          </w:p>
-        </w:tc>
-      </w:tr>
-      <w:tr>
-        <w:trPr>
-          <w:trHeight w:val="70"/>
-        </w:trPr>
-        <w:tc>
-          <w:tcPr>
-            <w:tcW w:w="1477" w:type="dxa"/>
-            <w:tcBorders>
-              <w:top w:val="single" w:sz="4" w:space="0" w:color="auto"/>
-              <w:left w:val="single" w:sz="4" w:space="0" w:color="auto"/>
-              <w:bottom w:val="single" w:sz="4" w:space="0" w:color="auto"/>
-              <w:right w:val="single" w:sz="4" w:space="0" w:color="auto"/>
-            </w:tcBorders>
-            <w:shd w:val="clear" w:color="auto" w:fill="auto"/>
-            <w:vAlign w:val="center"/>
-          </w:tcPr>
-          <w:p>
-            <w:pPr>
-              <w:jc w:val="center"/>
-              <w:rPr>
-                <w:rFonts w:cs="Times New Roman"/>
-                <w:sz w:val="24"/>
-                <w:szCs w:val="24"/>
-                <w:highlight w:val="lightGray"/>
-              </w:rPr>
-            </w:pPr>
-            <w:r>
-              <w:rPr>
-                <w:rFonts w:cs="Times New Roman"/>
-                <w:color w:val="000000"/>
-                <w:sz w:val="24"/>
-                <w:szCs w:val="24"/>
-              </w:rPr>
-              <w:t>80</w:t>
-            </w:r>
-          </w:p>
-        </w:tc>
-        <w:tc>
-          <w:tcPr>
-            <w:tcW w:w="3734" w:type="dxa"/>
-            <w:tcBorders>
-              <w:top w:val="nil"/>
-              <w:left w:val="nil"/>
-              <w:bottom w:val="single" w:sz="8" w:space="0" w:color="auto"/>
-              <w:right w:val="single" w:sz="8" w:space="0" w:color="auto"/>
-            </w:tcBorders>
-            <w:shd w:val="clear" w:color="auto" w:fill="auto"/>
-            <w:vAlign w:val="center"/>
-          </w:tcPr>
-          <w:p>
-            <w:pPr>
-              <w:jc w:val="center"/>
-              <w:rPr>
-                <w:rFonts w:cs="Times New Roman"/>
-                <w:iCs/>
-                <w:sz w:val="24"/>
-                <w:szCs w:val="24"/>
-                <w:highlight w:val="lightGray"/>
-                <w:shd w:val="clear" w:color="auto" w:fill="FFFFFF"/>
-              </w:rPr>
-            </w:pPr>
-            <w:r>
-              <w:rPr>
-                <w:color w:val="000000"/>
-                <w:sz w:val="24"/>
-                <w:szCs w:val="24"/>
-              </w:rPr>
-              <w:t>0,943783802</w:t>
-            </w:r>
-          </w:p>
-        </w:tc>
-        <w:tc>
-          <w:tcPr>
-            <w:tcW w:w="4395" w:type="dxa"/>
-            <w:tcBorders>
-              <w:top w:val="nil"/>
-              <w:left w:val="nil"/>
-              <w:bottom w:val="single" w:sz="8" w:space="0" w:color="auto"/>
-              <w:right w:val="single" w:sz="8" w:space="0" w:color="auto"/>
-            </w:tcBorders>
-            <w:shd w:val="clear" w:color="auto" w:fill="auto"/>
-            <w:vAlign w:val="center"/>
-          </w:tcPr>
-          <w:p>
-            <w:pPr>
-              <w:jc w:val="center"/>
-              <w:rPr>
-                <w:rFonts w:cs="Times New Roman"/>
-                <w:iCs/>
-                <w:sz w:val="24"/>
-                <w:szCs w:val="24"/>
-                <w:highlight w:val="lightGray"/>
-                <w:shd w:val="clear" w:color="auto" w:fill="FFFFFF"/>
-              </w:rPr>
-            </w:pPr>
-            <w:r>
-              <w:rPr>
-                <w:color w:val="000000"/>
-                <w:sz w:val="24"/>
-                <w:szCs w:val="24"/>
-              </w:rPr>
-              <w:t>0,025915819</w:t>
-            </w:r>
-          </w:p>
-        </w:tc>
-        <w:tc>
-          <w:tcPr>
-            <w:tcW w:w="4252" w:type="dxa"/>
-            <w:tcBorders>
-              <w:top w:val="nil"/>
-              <w:left w:val="nil"/>
-              <w:bottom w:val="single" w:sz="8" w:space="0" w:color="auto"/>
-              <w:right w:val="single" w:sz="8" w:space="0" w:color="auto"/>
-            </w:tcBorders>
-            <w:shd w:val="clear" w:color="auto" w:fill="auto"/>
-            <w:vAlign w:val="center"/>
-          </w:tcPr>
-          <w:p>
-            <w:pPr>
-              <w:jc w:val="center"/>
-              <w:rPr>
-                <w:rFonts w:cs="Times New Roman"/>
-                <w:iCs/>
-                <w:sz w:val="24"/>
-                <w:szCs w:val="24"/>
-                <w:highlight w:val="lightGray"/>
-                <w:shd w:val="clear" w:color="auto" w:fill="FFFFFF"/>
-              </w:rPr>
-            </w:pPr>
-            <w:r>
-              <w:rPr>
-                <w:color w:val="000000"/>
-                <w:sz w:val="24"/>
-                <w:szCs w:val="24"/>
-              </w:rPr>
-              <w:t>1,956714411</w:t>
-            </w:r>
-          </w:p>
-        </w:tc>
-      </w:tr>
-      <w:tr>
-        <w:trPr>
-          <w:trHeight w:val="70"/>
-        </w:trPr>
-        <w:tc>
-          <w:tcPr>
-            <w:tcW w:w="1477" w:type="dxa"/>
-            <w:tcBorders>
-              <w:top w:val="single" w:sz="4" w:space="0" w:color="auto"/>
-              <w:left w:val="single" w:sz="4" w:space="0" w:color="auto"/>
-              <w:bottom w:val="single" w:sz="4" w:space="0" w:color="auto"/>
-              <w:right w:val="single" w:sz="4" w:space="0" w:color="auto"/>
-            </w:tcBorders>
-            <w:shd w:val="clear" w:color="auto" w:fill="auto"/>
-            <w:vAlign w:val="center"/>
-          </w:tcPr>
-          <w:p>
-            <w:pPr>
-              <w:jc w:val="center"/>
-              <w:rPr>
-                <w:rFonts w:cs="Times New Roman"/>
-                <w:sz w:val="24"/>
-                <w:szCs w:val="24"/>
-                <w:highlight w:val="lightGray"/>
-              </w:rPr>
-            </w:pPr>
-            <w:r>
-              <w:rPr>
-                <w:rFonts w:cs="Times New Roman"/>
-                <w:color w:val="000000"/>
-                <w:sz w:val="24"/>
-                <w:szCs w:val="24"/>
-              </w:rPr>
-              <w:t>90</w:t>
-            </w:r>
-          </w:p>
-        </w:tc>
-        <w:tc>
-          <w:tcPr>
-            <w:tcW w:w="3734" w:type="dxa"/>
-            <w:tcBorders>
-              <w:top w:val="nil"/>
-              <w:left w:val="nil"/>
-              <w:bottom w:val="single" w:sz="8" w:space="0" w:color="auto"/>
-              <w:right w:val="single" w:sz="8" w:space="0" w:color="auto"/>
-            </w:tcBorders>
-            <w:shd w:val="clear" w:color="auto" w:fill="auto"/>
-            <w:vAlign w:val="center"/>
-          </w:tcPr>
-          <w:p>
-            <w:pPr>
-              <w:jc w:val="center"/>
-              <w:rPr>
-                <w:rFonts w:cs="Times New Roman"/>
-                <w:iCs/>
-                <w:sz w:val="24"/>
-                <w:szCs w:val="24"/>
-                <w:highlight w:val="lightGray"/>
-                <w:shd w:val="clear" w:color="auto" w:fill="FFFFFF"/>
-              </w:rPr>
-            </w:pPr>
-            <w:r>
-              <w:rPr>
-                <w:color w:val="000000"/>
-                <w:sz w:val="24"/>
-                <w:szCs w:val="24"/>
-              </w:rPr>
-              <w:t>0,937388647</w:t>
-            </w:r>
-          </w:p>
-        </w:tc>
-        <w:tc>
-          <w:tcPr>
-            <w:tcW w:w="4395" w:type="dxa"/>
-            <w:tcBorders>
-              <w:top w:val="nil"/>
-              <w:left w:val="nil"/>
-              <w:bottom w:val="single" w:sz="8" w:space="0" w:color="auto"/>
-              <w:right w:val="single" w:sz="8" w:space="0" w:color="auto"/>
-            </w:tcBorders>
-            <w:shd w:val="clear" w:color="auto" w:fill="auto"/>
-            <w:vAlign w:val="center"/>
-          </w:tcPr>
-          <w:p>
-            <w:pPr>
-              <w:jc w:val="center"/>
-              <w:rPr>
-                <w:rFonts w:cs="Times New Roman"/>
-                <w:iCs/>
-                <w:sz w:val="24"/>
-                <w:szCs w:val="24"/>
-                <w:highlight w:val="lightGray"/>
-                <w:shd w:val="clear" w:color="auto" w:fill="FFFFFF"/>
-              </w:rPr>
-            </w:pPr>
-            <w:r>
-              <w:rPr>
-                <w:color w:val="000000"/>
-                <w:sz w:val="24"/>
-                <w:szCs w:val="24"/>
-              </w:rPr>
-              <w:t>0,019543366</w:t>
-            </w:r>
-          </w:p>
-        </w:tc>
-        <w:tc>
-          <w:tcPr>
-            <w:tcW w:w="4252" w:type="dxa"/>
-            <w:tcBorders>
-              <w:top w:val="nil"/>
-              <w:left w:val="nil"/>
-              <w:bottom w:val="single" w:sz="8" w:space="0" w:color="auto"/>
-              <w:right w:val="single" w:sz="8" w:space="0" w:color="auto"/>
-            </w:tcBorders>
-            <w:shd w:val="clear" w:color="auto" w:fill="auto"/>
-            <w:vAlign w:val="center"/>
-          </w:tcPr>
-          <w:p>
-            <w:pPr>
-              <w:jc w:val="center"/>
-              <w:rPr>
-                <w:rFonts w:cs="Times New Roman"/>
-                <w:iCs/>
-                <w:sz w:val="24"/>
-                <w:szCs w:val="24"/>
-                <w:highlight w:val="lightGray"/>
-                <w:shd w:val="clear" w:color="auto" w:fill="FFFFFF"/>
-              </w:rPr>
-            </w:pPr>
-            <w:r>
-              <w:rPr>
-                <w:color w:val="000000"/>
-                <w:sz w:val="24"/>
-                <w:szCs w:val="24"/>
-              </w:rPr>
-              <w:t>1,465578379</w:t>
-            </w:r>
-          </w:p>
-        </w:tc>
-      </w:tr>
-      <w:tr>
-        <w:trPr>
-          <w:trHeight w:val="70"/>
-        </w:trPr>
-        <w:tc>
-          <w:tcPr>
-            <w:tcW w:w="1477" w:type="dxa"/>
-            <w:tcBorders>
-              <w:top w:val="single" w:sz="4" w:space="0" w:color="auto"/>
-              <w:left w:val="single" w:sz="4" w:space="0" w:color="auto"/>
-              <w:bottom w:val="single" w:sz="4" w:space="0" w:color="auto"/>
-              <w:right w:val="single" w:sz="4" w:space="0" w:color="auto"/>
-            </w:tcBorders>
-            <w:shd w:val="clear" w:color="auto" w:fill="auto"/>
-            <w:vAlign w:val="center"/>
-          </w:tcPr>
-          <w:p>
-            <w:pPr>
-              <w:jc w:val="center"/>
-              <w:rPr>
-                <w:rFonts w:cs="Times New Roman"/>
-                <w:sz w:val="24"/>
-                <w:szCs w:val="24"/>
-                <w:highlight w:val="lightGray"/>
-              </w:rPr>
-            </w:pPr>
-            <w:r>
-              <w:rPr>
-                <w:rFonts w:cs="Times New Roman"/>
-                <w:color w:val="000000"/>
-                <w:sz w:val="24"/>
-                <w:szCs w:val="24"/>
-              </w:rPr>
-              <w:t>100</w:t>
-            </w:r>
-          </w:p>
-        </w:tc>
-        <w:tc>
-          <w:tcPr>
-            <w:tcW w:w="3734" w:type="dxa"/>
-            <w:tcBorders>
-              <w:top w:val="nil"/>
-              <w:left w:val="nil"/>
-              <w:bottom w:val="single" w:sz="8" w:space="0" w:color="auto"/>
-              <w:right w:val="single" w:sz="8" w:space="0" w:color="auto"/>
-            </w:tcBorders>
-            <w:shd w:val="clear" w:color="auto" w:fill="auto"/>
-            <w:vAlign w:val="center"/>
-          </w:tcPr>
-          <w:p>
-            <w:pPr>
-              <w:jc w:val="center"/>
-              <w:rPr>
-                <w:rFonts w:cs="Times New Roman"/>
-                <w:iCs/>
-                <w:sz w:val="24"/>
-                <w:szCs w:val="24"/>
-                <w:highlight w:val="lightGray"/>
-                <w:shd w:val="clear" w:color="auto" w:fill="FFFFFF"/>
-              </w:rPr>
-            </w:pPr>
-            <w:r>
-              <w:rPr>
-                <w:color w:val="000000"/>
-                <w:sz w:val="24"/>
-                <w:szCs w:val="24"/>
-              </w:rPr>
-              <w:t>0,931000724</w:t>
-            </w:r>
-          </w:p>
-        </w:tc>
-        <w:tc>
-          <w:tcPr>
-            <w:tcW w:w="4395" w:type="dxa"/>
-            <w:tcBorders>
-              <w:top w:val="nil"/>
-              <w:left w:val="nil"/>
-              <w:bottom w:val="single" w:sz="8" w:space="0" w:color="auto"/>
-              <w:right w:val="single" w:sz="8" w:space="0" w:color="auto"/>
-            </w:tcBorders>
-            <w:shd w:val="clear" w:color="auto" w:fill="auto"/>
-            <w:vAlign w:val="center"/>
-          </w:tcPr>
-          <w:p>
-            <w:pPr>
-              <w:jc w:val="center"/>
-              <w:rPr>
-                <w:rFonts w:cs="Times New Roman"/>
-                <w:iCs/>
-                <w:sz w:val="24"/>
-                <w:szCs w:val="24"/>
-                <w:highlight w:val="lightGray"/>
-                <w:shd w:val="clear" w:color="auto" w:fill="FFFFFF"/>
-              </w:rPr>
-            </w:pPr>
-            <w:r>
-              <w:rPr>
-                <w:color w:val="000000"/>
-                <w:sz w:val="24"/>
-                <w:szCs w:val="24"/>
-              </w:rPr>
-              <w:t>0,015023062</w:t>
-            </w:r>
-          </w:p>
-        </w:tc>
-        <w:tc>
-          <w:tcPr>
-            <w:tcW w:w="4252" w:type="dxa"/>
-            <w:tcBorders>
-              <w:top w:val="nil"/>
-              <w:left w:val="nil"/>
-              <w:bottom w:val="single" w:sz="8" w:space="0" w:color="auto"/>
-              <w:right w:val="single" w:sz="8" w:space="0" w:color="auto"/>
-            </w:tcBorders>
-            <w:shd w:val="clear" w:color="auto" w:fill="auto"/>
-            <w:vAlign w:val="center"/>
-          </w:tcPr>
-          <w:p>
-            <w:pPr>
-              <w:jc w:val="center"/>
-              <w:rPr>
-                <w:rFonts w:cs="Times New Roman"/>
-                <w:iCs/>
-                <w:sz w:val="24"/>
-                <w:szCs w:val="24"/>
-                <w:highlight w:val="lightGray"/>
-                <w:shd w:val="clear" w:color="auto" w:fill="FFFFFF"/>
-              </w:rPr>
-            </w:pPr>
-            <w:r>
-              <w:rPr>
-                <w:color w:val="000000"/>
-                <w:sz w:val="24"/>
-                <w:szCs w:val="24"/>
-              </w:rPr>
-              <w:t>1,118918527</w:t>
-            </w:r>
+                <w:sz w:val="24"/>
+                <w:szCs w:val="24"/>
+              </w:rPr>
+            </w:pPr>
           </w:p>
         </w:tc>
       </w:tr>
@@ -23865,16 +22100,13 @@
             <w:pPr>
               <w:contextualSpacing/>
               <w:rPr>
-                <w:sz w:val="24"/>
-                <w:szCs w:val="24"/>
-              </w:rPr>
-            </w:pPr>
-            <w:r>
-              <w:rPr>
-                <w:sz w:val="24"/>
-                <w:szCs w:val="24"/>
-              </w:rPr>
-              <w:t>Без негативных последствий в течение длительного времени</w:t>
+                <w:b/>
+                <w:sz w:val="24"/>
+                <w:szCs w:val="24"/>
+              </w:rPr>
+            </w:pPr>
+            <w:r>
+              <w:t>{%tr for zone in p.fireball.zones %}</w:t>
             </w:r>
           </w:p>
         </w:tc>
@@ -23884,23 +22116,14 @@
           </w:tcPr>
           <w:p>
             <w:pPr>
-              <w:pStyle w:val="TableText"/>
-              <w:spacing w:before="0" w:after="0"/>
-              <w:rPr>
-                <w:rFonts w:ascii="Times New Roman" w:hAnsi="Times New Roman"/>
-                <w:noProof w:val="0"/>
-                <w:sz w:val="24"/>
-                <w:szCs w:val="24"/>
-              </w:rPr>
-            </w:pPr>
-            <w:r>
-              <w:rPr>
-                <w:rFonts w:ascii="Times New Roman" w:hAnsi="Times New Roman"/>
-                <w:sz w:val="24"/>
-                <w:szCs w:val="24"/>
-              </w:rPr>
-              <w:t>1.4</w:t>
-            </w:r>
+              <w:contextualSpacing/>
+              <w:rPr>
+                <w:b/>
+                <w:sz w:val="24"/>
+                <w:szCs w:val="24"/>
+              </w:rPr>
+            </w:pPr>
+            <w:r/>
           </w:p>
         </w:tc>
         <w:tc>
@@ -23911,17 +22134,12 @@
             <w:pPr>
               <w:contextualSpacing/>
               <w:rPr>
-                <w:sz w:val="24"/>
-                <w:szCs w:val="24"/>
-              </w:rPr>
-            </w:pPr>
-            <w:r>
-              <w:rPr>
-                <w:sz w:val="24"/>
-                <w:szCs w:val="24"/>
-              </w:rPr>
-              <w:t>92</w:t>
-            </w:r>
+                <w:b/>
+                <w:sz w:val="24"/>
+                <w:szCs w:val="24"/>
+              </w:rPr>
+            </w:pPr>
+            <w:r/>
           </w:p>
         </w:tc>
       </w:tr>
@@ -23934,17 +22152,12 @@
             <w:pPr>
               <w:contextualSpacing/>
               <w:rPr>
-                <w:sz w:val="24"/>
-                <w:szCs w:val="24"/>
-              </w:rPr>
-            </w:pPr>
-            <w:r>
-              <w:rPr>
-                <w:sz w:val="24"/>
-                <w:szCs w:val="24"/>
-              </w:rPr>
-              <w:t>Безопасно для человека в брезентовой одежде</w:t>
-            </w:r>
+                <w:b/>
+                <w:sz w:val="24"/>
+                <w:szCs w:val="24"/>
+              </w:rPr>
+            </w:pPr>
+            <w:r/>
           </w:p>
         </w:tc>
         <w:tc>
@@ -23953,22 +22166,15 @@
           </w:tcPr>
           <w:p>
             <w:pPr>
-              <w:pStyle w:val="TableText"/>
-              <w:spacing w:before="0" w:after="0"/>
-              <w:rPr>
-                <w:rFonts w:ascii="Times New Roman" w:hAnsi="Times New Roman"/>
-                <w:noProof w:val="0"/>
-                <w:sz w:val="24"/>
-                <w:szCs w:val="24"/>
-              </w:rPr>
-            </w:pPr>
-            <w:r>
-              <w:rPr>
-                <w:rFonts w:ascii="Times New Roman" w:hAnsi="Times New Roman"/>
-                <w:sz w:val="24"/>
-                <w:szCs w:val="24"/>
-              </w:rPr>
-              <w:t>4.2</w:t>
+              <w:contextualSpacing/>
+              <w:rPr>
+                <w:b/>
+                <w:sz w:val="24"/>
+                <w:szCs w:val="24"/>
+              </w:rPr>
+            </w:pPr>
+            <w:r>
+              <w:t>{{ zone.q_thr_kw_m2 }}</w:t>
             </w:r>
           </w:p>
         </w:tc>
@@ -23980,16 +22186,13 @@
             <w:pPr>
               <w:contextualSpacing/>
               <w:rPr>
-                <w:sz w:val="24"/>
-                <w:szCs w:val="24"/>
-              </w:rPr>
-            </w:pPr>
-            <w:r>
-              <w:rPr>
-                <w:sz w:val="24"/>
-                <w:szCs w:val="24"/>
-              </w:rPr>
-              <w:t>56</w:t>
+                <w:b/>
+                <w:sz w:val="24"/>
+                <w:szCs w:val="24"/>
+              </w:rPr>
+            </w:pPr>
+            <w:r>
+              <w:t>{{ zone.r_m }}</w:t>
             </w:r>
           </w:p>
         </w:tc>
@@ -24003,196 +22206,46 @@
             <w:pPr>
               <w:contextualSpacing/>
               <w:rPr>
-                <w:sz w:val="24"/>
-                <w:szCs w:val="24"/>
-              </w:rPr>
-            </w:pPr>
-            <w:r>
-              <w:rPr>
-                <w:sz w:val="24"/>
-                <w:szCs w:val="24"/>
-              </w:rPr>
-              <w:t>Непереносимая боль через 20-30 с</w:t>
-            </w:r>
-          </w:p>
+                <w:b/>
+                <w:sz w:val="24"/>
+                <w:szCs w:val="24"/>
+              </w:rPr>
+            </w:pPr>
+            <w:r>
+              <w:t>{%tr endfor %}</w:t>
+            </w:r>
+          </w:p>
+        </w:tc>
+        <w:tc>
+          <w:tcPr>
+            <w:tcW w:w="4739" w:type="dxa"/>
+          </w:tcPr>
           <w:p>
             <w:pPr>
               <w:contextualSpacing/>
               <w:rPr>
-                <w:sz w:val="24"/>
-                <w:szCs w:val="24"/>
-              </w:rPr>
-            </w:pPr>
-            <w:r>
-              <w:rPr>
-                <w:sz w:val="24"/>
-                <w:szCs w:val="24"/>
-              </w:rPr>
-              <w:t>Ожог 1 степени через 15-20 с</w:t>
-            </w:r>
-          </w:p>
+                <w:b/>
+                <w:sz w:val="24"/>
+                <w:szCs w:val="24"/>
+              </w:rPr>
+            </w:pPr>
+            <w:r/>
+          </w:p>
+        </w:tc>
+        <w:tc>
+          <w:tcPr>
+            <w:tcW w:w="4740" w:type="dxa"/>
+          </w:tcPr>
           <w:p>
             <w:pPr>
               <w:contextualSpacing/>
               <w:rPr>
-                <w:sz w:val="24"/>
-                <w:szCs w:val="24"/>
-              </w:rPr>
-            </w:pPr>
-            <w:r>
-              <w:rPr>
-                <w:sz w:val="24"/>
-                <w:szCs w:val="24"/>
-              </w:rPr>
-              <w:t>Ожог 2 степени через 30-40 с</w:t>
-            </w:r>
-          </w:p>
-        </w:tc>
-        <w:tc>
-          <w:tcPr>
-            <w:tcW w:w="4739" w:type="dxa"/>
-          </w:tcPr>
-          <w:p>
-            <w:pPr>
-              <w:pStyle w:val="TableText"/>
-              <w:spacing w:before="0" w:after="0"/>
-              <w:rPr>
-                <w:rFonts w:ascii="Times New Roman" w:hAnsi="Times New Roman"/>
-                <w:noProof w:val="0"/>
-                <w:sz w:val="24"/>
-                <w:szCs w:val="24"/>
-              </w:rPr>
-            </w:pPr>
-            <w:r>
-              <w:rPr>
-                <w:rFonts w:ascii="Times New Roman" w:hAnsi="Times New Roman"/>
-                <w:sz w:val="24"/>
-                <w:szCs w:val="24"/>
-              </w:rPr>
-              <w:t>7.0</w:t>
-            </w:r>
-          </w:p>
-        </w:tc>
-        <w:tc>
-          <w:tcPr>
-            <w:tcW w:w="4740" w:type="dxa"/>
-          </w:tcPr>
-          <w:p>
-            <w:pPr>
-              <w:contextualSpacing/>
-              <w:rPr>
-                <w:sz w:val="24"/>
-                <w:szCs w:val="24"/>
-              </w:rPr>
-            </w:pPr>
-            <w:r>
-              <w:rPr>
-                <w:sz w:val="24"/>
-                <w:szCs w:val="24"/>
-              </w:rPr>
-              <w:t>41</w:t>
-            </w:r>
-          </w:p>
-        </w:tc>
-      </w:tr>
-      <w:tr>
-        <w:tc>
-          <w:tcPr>
-            <w:tcW w:w="4739" w:type="dxa"/>
-          </w:tcPr>
-          <w:p>
-            <w:pPr>
-              <w:contextualSpacing/>
-              <w:rPr>
-                <w:sz w:val="24"/>
-                <w:szCs w:val="24"/>
-              </w:rPr>
-            </w:pPr>
-            <w:r>
-              <w:rPr>
-                <w:sz w:val="24"/>
-                <w:szCs w:val="24"/>
-              </w:rPr>
-              <w:t>Непереносимая боль через 3-5 с</w:t>
-            </w:r>
-          </w:p>
-          <w:p>
-            <w:pPr>
-              <w:contextualSpacing/>
-              <w:rPr>
-                <w:sz w:val="24"/>
-                <w:szCs w:val="24"/>
-              </w:rPr>
-            </w:pPr>
-            <w:r>
-              <w:rPr>
-                <w:sz w:val="24"/>
-                <w:szCs w:val="24"/>
-              </w:rPr>
-              <w:t>Ожог 1 степени через 6-8 с</w:t>
-            </w:r>
-          </w:p>
-          <w:p>
-            <w:pPr>
-              <w:contextualSpacing/>
-              <w:rPr>
-                <w:sz w:val="24"/>
-                <w:szCs w:val="24"/>
-              </w:rPr>
-            </w:pPr>
-            <w:r>
-              <w:rPr>
-                <w:sz w:val="24"/>
-                <w:szCs w:val="24"/>
-              </w:rPr>
-              <w:t>Ожог 2 степени через 12-16 с</w:t>
-            </w:r>
-          </w:p>
-        </w:tc>
-        <w:tc>
-          <w:tcPr>
-            <w:tcW w:w="4739" w:type="dxa"/>
-          </w:tcPr>
-          <w:p>
-            <w:pPr>
-              <w:pStyle w:val="TableText"/>
-              <w:spacing w:before="0" w:after="0"/>
-              <w:rPr>
-                <w:rFonts w:ascii="Times New Roman" w:hAnsi="Times New Roman"/>
-                <w:noProof w:val="0"/>
-                <w:sz w:val="24"/>
-                <w:szCs w:val="24"/>
-              </w:rPr>
-            </w:pPr>
-            <w:r>
-              <w:rPr>
-                <w:rFonts w:ascii="Times New Roman" w:hAnsi="Times New Roman"/>
-                <w:sz w:val="24"/>
-                <w:szCs w:val="24"/>
-              </w:rPr>
-              <w:t>10.5</w:t>
-            </w:r>
-          </w:p>
-        </w:tc>
-        <w:tc>
-          <w:tcPr>
-            <w:tcW w:w="4740" w:type="dxa"/>
-          </w:tcPr>
-          <w:p>
-            <w:pPr>
-              <w:contextualSpacing/>
-              <w:rPr>
-                <w:sz w:val="24"/>
-                <w:szCs w:val="24"/>
-              </w:rPr>
-            </w:pPr>
-            <w:r>
-              <w:rPr>
-                <w:sz w:val="24"/>
-                <w:szCs w:val="24"/>
-              </w:rPr>
-              <w:t>30</w:t>
-            </w:r>
+                <w:b/>
+                <w:sz w:val="24"/>
+                <w:szCs w:val="24"/>
+              </w:rPr>
+            </w:pPr>
+            <w:r/>
           </w:p>
         </w:tc>
       </w:tr>
@@ -24401,7 +22454,7 @@
           <w:sz w:val="24"/>
           <w:szCs w:val="24"/>
         </w:rPr>
-        <w:t xml:space="preserve">Величина эффективного времени экспозиции </w:t>
+        <w:t>Величина эффективного времени экспозиции t определяется по формуле  t = 0,92 × {{ p.fireball.params.m_kg }}^0,303 = {{ p.fireball.params.ts_s }} сек;</w:t>
       </w:r>
       <w:r>
         <w:rPr>
@@ -24410,15 +22463,13 @@
           <w:sz w:val="24"/>
           <w:szCs w:val="24"/>
         </w:rPr>
-        <w:t>t</w:t>
-      </w:r>
-      <w:r>
-        <w:rPr>
-          <w:rFonts w:cs="Times New Roman"/>
-          <w:sz w:val="24"/>
-          <w:szCs w:val="24"/>
-        </w:rPr>
-        <w:t xml:space="preserve"> определяется по формуле</w:t>
+      </w:r>
+      <w:r>
+        <w:rPr>
+          <w:rFonts w:cs="Times New Roman"/>
+          <w:sz w:val="24"/>
+          <w:szCs w:val="24"/>
+        </w:rPr>
       </w:r>
       <w:r>
         <w:rPr>
@@ -24428,23 +22479,20 @@
           <w:sz w:val="24"/>
           <w:szCs w:val="24"/>
         </w:rPr>
-        <w:t xml:space="preserve">  </w:t>
-      </w:r>
-      <w:r>
-        <w:rPr>
-          <w:rFonts w:cs="Times New Roman"/>
-          <w:sz w:val="24"/>
-          <w:szCs w:val="24"/>
-        </w:rPr>
-        <w:t xml:space="preserve">t = 0,92 × </w:t>
-      </w:r>
-      <w:r>
-        <w:rPr>
-          <w:rFonts w:cs="Times New Roman"/>
-          <w:sz w:val="24"/>
-          <w:szCs w:val="24"/>
-        </w:rPr>
-        <w:t>574</w:t>
+      </w:r>
+      <w:r>
+        <w:rPr>
+          <w:rFonts w:cs="Times New Roman"/>
+          <w:sz w:val="24"/>
+          <w:szCs w:val="24"/>
+        </w:rPr>
+      </w:r>
+      <w:r>
+        <w:rPr>
+          <w:rFonts w:cs="Times New Roman"/>
+          <w:sz w:val="24"/>
+          <w:szCs w:val="24"/>
+        </w:rPr>
       </w:r>
       <w:r>
         <w:rPr>
@@ -24453,47 +22501,41 @@
           <w:szCs w:val="24"/>
           <w:vertAlign w:val="superscript"/>
         </w:rPr>
-        <w:t>0,303</w:t>
-      </w:r>
-      <w:r>
-        <w:rPr>
-          <w:rFonts w:cs="Times New Roman"/>
-          <w:sz w:val="24"/>
-          <w:szCs w:val="24"/>
-        </w:rPr>
-        <w:t xml:space="preserve"> = </w:t>
-      </w:r>
-      <w:r>
-        <w:rPr>
-          <w:rFonts w:cs="Times New Roman"/>
-          <w:sz w:val="24"/>
-          <w:szCs w:val="24"/>
-        </w:rPr>
-        <w:t>6</w:t>
-      </w:r>
-      <w:r>
-        <w:rPr>
-          <w:rFonts w:cs="Times New Roman"/>
-          <w:sz w:val="24"/>
-          <w:szCs w:val="24"/>
-        </w:rPr>
-        <w:t>,</w:t>
-      </w:r>
-      <w:r>
-        <w:rPr>
-          <w:rFonts w:cs="Times New Roman"/>
-          <w:sz w:val="24"/>
-          <w:szCs w:val="24"/>
-        </w:rPr>
-        <w:t>3</w:t>
-      </w:r>
-      <w:r>
-        <w:rPr>
-          <w:rFonts w:cs="Times New Roman"/>
-          <w:sz w:val="24"/>
-          <w:szCs w:val="24"/>
-        </w:rPr>
-        <w:t xml:space="preserve"> сек</w:t>
+      </w:r>
+      <w:r>
+        <w:rPr>
+          <w:rFonts w:cs="Times New Roman"/>
+          <w:sz w:val="24"/>
+          <w:szCs w:val="24"/>
+        </w:rPr>
+      </w:r>
+      <w:r>
+        <w:rPr>
+          <w:rFonts w:cs="Times New Roman"/>
+          <w:sz w:val="24"/>
+          <w:szCs w:val="24"/>
+        </w:rPr>
+      </w:r>
+      <w:r>
+        <w:rPr>
+          <w:rFonts w:cs="Times New Roman"/>
+          <w:sz w:val="24"/>
+          <w:szCs w:val="24"/>
+        </w:rPr>
+      </w:r>
+      <w:r>
+        <w:rPr>
+          <w:rFonts w:cs="Times New Roman"/>
+          <w:sz w:val="24"/>
+          <w:szCs w:val="24"/>
+        </w:rPr>
+      </w:r>
+      <w:r>
+        <w:rPr>
+          <w:rFonts w:cs="Times New Roman"/>
+          <w:sz w:val="24"/>
+          <w:szCs w:val="24"/>
+        </w:rPr>
       </w:r>
       <w:r>
         <w:rPr>
@@ -24502,7 +22544,6 @@
           <w:sz w:val="24"/>
           <w:szCs w:val="24"/>
         </w:rPr>
-        <w:t>;</w:t>
       </w:r>
     </w:p>
     <w:p>
@@ -24531,7 +22572,9 @@
           <w:sz w:val="24"/>
           <w:szCs w:val="24"/>
         </w:rPr>
-        <w:t xml:space="preserve">Для </w:t>
+        <w:t xml:space="preserve">Для r = 0 </w:t>
+        <w:tab/>
+        <w:t>Pr = {{ p.fireball.table[0].Pr }}, т.о. вероятность поражения равна 0.</w:t>
       </w:r>
       <w:r>
         <w:rPr>
@@ -24540,7 +22583,6 @@
           <w:szCs w:val="24"/>
           <w:lang w:val="en-US"/>
         </w:rPr>
-        <w:t>r</w:t>
       </w:r>
       <w:r>
         <w:rPr>
@@ -24549,23 +22591,20 @@
           <w:sz w:val="24"/>
           <w:szCs w:val="24"/>
         </w:rPr>
-        <w:t xml:space="preserve"> </w:t>
-      </w:r>
-      <w:r>
-        <w:rPr>
-          <w:rFonts w:cs="Times New Roman"/>
-          <w:sz w:val="24"/>
-          <w:szCs w:val="24"/>
-        </w:rPr>
-        <w:t xml:space="preserve">= 0 </w:t>
-      </w:r>
-      <w:r>
-        <w:rPr>
-          <w:rFonts w:cs="Times New Roman"/>
-          <w:sz w:val="24"/>
-          <w:szCs w:val="24"/>
-        </w:rPr>
-        <w:tab/>
+      </w:r>
+      <w:r>
+        <w:rPr>
+          <w:rFonts w:cs="Times New Roman"/>
+          <w:sz w:val="24"/>
+          <w:szCs w:val="24"/>
+        </w:rPr>
+      </w:r>
+      <w:r>
+        <w:rPr>
+          <w:rFonts w:cs="Times New Roman"/>
+          <w:sz w:val="24"/>
+          <w:szCs w:val="24"/>
+        </w:rPr>
       </w:r>
       <w:r>
         <w:rPr>
@@ -24575,31 +22614,27 @@
           <w:szCs w:val="24"/>
           <w:lang w:val="en-US"/>
         </w:rPr>
-        <w:t>Pr</w:t>
-      </w:r>
-      <w:r>
-        <w:rPr>
-          <w:rFonts w:cs="Times New Roman"/>
-          <w:sz w:val="24"/>
-          <w:szCs w:val="24"/>
-        </w:rPr>
-        <w:t xml:space="preserve"> = 2,</w:t>
-      </w:r>
-      <w:r>
-        <w:rPr>
-          <w:rFonts w:cs="Times New Roman"/>
-          <w:sz w:val="24"/>
-          <w:szCs w:val="24"/>
-        </w:rPr>
-        <w:t>09</w:t>
-      </w:r>
-      <w:r>
-        <w:rPr>
-          <w:rFonts w:cs="Times New Roman"/>
-          <w:sz w:val="24"/>
-          <w:szCs w:val="24"/>
-        </w:rPr>
-        <w:t>, т.о. вероятность поражения равна 0.</w:t>
+      </w:r>
+      <w:r>
+        <w:rPr>
+          <w:rFonts w:cs="Times New Roman"/>
+          <w:sz w:val="24"/>
+          <w:szCs w:val="24"/>
+        </w:rPr>
+      </w:r>
+      <w:r>
+        <w:rPr>
+          <w:rFonts w:cs="Times New Roman"/>
+          <w:sz w:val="24"/>
+          <w:szCs w:val="24"/>
+        </w:rPr>
+      </w:r>
+      <w:r>
+        <w:rPr>
+          <w:rFonts w:cs="Times New Roman"/>
+          <w:sz w:val="24"/>
+          <w:szCs w:val="24"/>
+        </w:rPr>
       </w:r>
     </w:p>
     <w:p>
@@ -24628,7 +22663,6 @@
           <w:sz w:val="24"/>
           <w:szCs w:val="24"/>
         </w:rPr>
-        <w:lastRenderedPageBreak/>
         <w:t>Выводы</w:t>
       </w:r>
       <w:r>
@@ -24637,23 +22671,21 @@
           <w:sz w:val="24"/>
           <w:szCs w:val="24"/>
         </w:rPr>
-        <w:t>. При прогнозировании зоны поражения тепловым излучением «огненного шара» важны такие характеристики как интенсивность излучения, эффективный диаметр и длительность существования «огненного шара», которые характеризуют импульсное воздействие «огненного шара». В ходе расчета были определены параметры «огненного шара» газовоздушной смеси метана, с массой продукта</w:t>
-      </w:r>
-      <w:r>
-        <w:rPr>
-          <w:rFonts w:cs="Times New Roman"/>
-          <w:sz w:val="24"/>
-          <w:szCs w:val="24"/>
-        </w:rPr>
-        <w:t>,</w:t>
-      </w:r>
-      <w:r>
-        <w:rPr>
-          <w:rFonts w:cs="Times New Roman"/>
-          <w:sz w:val="24"/>
-          <w:szCs w:val="24"/>
-        </w:rPr>
-        <w:t xml:space="preserve"> поступившего в окружающее пространство равной </w:t>
+        <w:t xml:space="preserve">. При прогнозировании зоны поражения тепловым излучением «огненного шара» важны такие характеристики как интенсивность излучения, эффективный диаметр и длительность существования «огненного шара», которые характеризуют импульсное воздействие «огненного шара». В ходе расчета были определены параметры «огненного шара» газовоздушной смеси метана, с массой продукта, поступившего в окружающее пространство равной {{ p.fireball.params.m_kg }} кг. Для природного газа: интенсивность теплового излучения в точке под центром «огненного шара» составила {{ p.fireball.table[0].q_kw_m2 }} кВт/м2, эффективный диаметр {{ p.fireball.params.Ds_m }} м, длительность существования {{ p.fireball.params.ts_s }} секунды. </w:t>
+      </w:r>
+      <w:r>
+        <w:rPr>
+          <w:rFonts w:cs="Times New Roman"/>
+          <w:sz w:val="24"/>
+          <w:szCs w:val="24"/>
+        </w:rPr>
+      </w:r>
+      <w:r>
+        <w:rPr>
+          <w:rFonts w:cs="Times New Roman"/>
+          <w:sz w:val="24"/>
+          <w:szCs w:val="24"/>
+        </w:rPr>
       </w:r>
       <w:r>
         <w:rPr>
@@ -24664,7 +22696,6 @@
           <w:szCs w:val="24"/>
           <w:shd w:val="clear" w:color="auto" w:fill="FFFFFF"/>
         </w:rPr>
-        <w:t>574</w:t>
       </w:r>
       <w:r>
         <w:rPr>
@@ -24675,31 +22706,27 @@
           <w:szCs w:val="24"/>
           <w:shd w:val="clear" w:color="auto" w:fill="FFFFFF"/>
         </w:rPr>
-        <w:t xml:space="preserve"> </w:t>
-      </w:r>
-      <w:r>
-        <w:rPr>
-          <w:rFonts w:cs="Times New Roman"/>
-          <w:sz w:val="24"/>
-          <w:szCs w:val="24"/>
-        </w:rPr>
-        <w:t>кг. Для природного газа: интенсивность теплового излучения в точке под центром «огненного шара» составила 19,</w:t>
-      </w:r>
-      <w:r>
-        <w:rPr>
-          <w:rFonts w:cs="Times New Roman"/>
-          <w:sz w:val="24"/>
-          <w:szCs w:val="24"/>
-        </w:rPr>
-        <w:t>7</w:t>
-      </w:r>
-      <w:r>
-        <w:rPr>
-          <w:rFonts w:cs="Times New Roman"/>
-          <w:sz w:val="24"/>
-          <w:szCs w:val="24"/>
-        </w:rPr>
-        <w:t xml:space="preserve"> кВт/м</w:t>
+      </w:r>
+      <w:r>
+        <w:rPr>
+          <w:rFonts w:cs="Times New Roman"/>
+          <w:sz w:val="24"/>
+          <w:szCs w:val="24"/>
+        </w:rPr>
+      </w:r>
+      <w:r>
+        <w:rPr>
+          <w:rFonts w:cs="Times New Roman"/>
+          <w:sz w:val="24"/>
+          <w:szCs w:val="24"/>
+        </w:rPr>
+      </w:r>
+      <w:r>
+        <w:rPr>
+          <w:rFonts w:cs="Times New Roman"/>
+          <w:sz w:val="24"/>
+          <w:szCs w:val="24"/>
+        </w:rPr>
       </w:r>
       <w:r>
         <w:rPr>
@@ -24708,63 +22735,55 @@
           <w:szCs w:val="24"/>
           <w:vertAlign w:val="superscript"/>
         </w:rPr>
-        <w:t>2</w:t>
-      </w:r>
-      <w:r>
-        <w:rPr>
-          <w:rFonts w:cs="Times New Roman"/>
-          <w:sz w:val="24"/>
-          <w:szCs w:val="24"/>
-        </w:rPr>
-        <w:t xml:space="preserve">, эффективный диаметр </w:t>
-      </w:r>
-      <w:r>
-        <w:rPr>
-          <w:rFonts w:cs="Times New Roman"/>
-          <w:sz w:val="24"/>
-          <w:szCs w:val="24"/>
-        </w:rPr>
-        <w:t>42,5</w:t>
-      </w:r>
-      <w:r>
-        <w:rPr>
-          <w:rFonts w:cs="Times New Roman"/>
-          <w:sz w:val="24"/>
-          <w:szCs w:val="24"/>
-        </w:rPr>
-        <w:t xml:space="preserve"> м, длительность существования </w:t>
-      </w:r>
-      <w:r>
-        <w:rPr>
-          <w:rFonts w:cs="Times New Roman"/>
-          <w:sz w:val="24"/>
-          <w:szCs w:val="24"/>
-        </w:rPr>
-        <w:t>6</w:t>
-      </w:r>
-      <w:r>
-        <w:rPr>
-          <w:rFonts w:cs="Times New Roman"/>
-          <w:sz w:val="24"/>
-          <w:szCs w:val="24"/>
-        </w:rPr>
-        <w:t>,</w:t>
-      </w:r>
-      <w:r>
-        <w:rPr>
-          <w:rFonts w:cs="Times New Roman"/>
-          <w:sz w:val="24"/>
-          <w:szCs w:val="24"/>
-        </w:rPr>
-        <w:t>3</w:t>
-      </w:r>
-      <w:r>
-        <w:rPr>
-          <w:rFonts w:cs="Times New Roman"/>
-          <w:sz w:val="24"/>
-          <w:szCs w:val="24"/>
-        </w:rPr>
-        <w:t xml:space="preserve"> секунды. </w:t>
+      </w:r>
+      <w:r>
+        <w:rPr>
+          <w:rFonts w:cs="Times New Roman"/>
+          <w:sz w:val="24"/>
+          <w:szCs w:val="24"/>
+        </w:rPr>
+      </w:r>
+      <w:r>
+        <w:rPr>
+          <w:rFonts w:cs="Times New Roman"/>
+          <w:sz w:val="24"/>
+          <w:szCs w:val="24"/>
+        </w:rPr>
+      </w:r>
+      <w:r>
+        <w:rPr>
+          <w:rFonts w:cs="Times New Roman"/>
+          <w:sz w:val="24"/>
+          <w:szCs w:val="24"/>
+        </w:rPr>
+      </w:r>
+      <w:r>
+        <w:rPr>
+          <w:rFonts w:cs="Times New Roman"/>
+          <w:sz w:val="24"/>
+          <w:szCs w:val="24"/>
+        </w:rPr>
+      </w:r>
+      <w:r>
+        <w:rPr>
+          <w:rFonts w:cs="Times New Roman"/>
+          <w:sz w:val="24"/>
+          <w:szCs w:val="24"/>
+        </w:rPr>
+      </w:r>
+      <w:r>
+        <w:rPr>
+          <w:rFonts w:cs="Times New Roman"/>
+          <w:sz w:val="24"/>
+          <w:szCs w:val="24"/>
+        </w:rPr>
+      </w:r>
+      <w:r>
+        <w:rPr>
+          <w:rFonts w:cs="Times New Roman"/>
+          <w:sz w:val="24"/>
+          <w:szCs w:val="24"/>
+        </w:rPr>
       </w:r>
     </w:p>
     <w:p>
@@ -24783,55 +22802,49 @@
           <w:sz w:val="24"/>
           <w:szCs w:val="24"/>
         </w:rPr>
-        <w:t xml:space="preserve">В соответствии с значениями, </w:t>
-      </w:r>
-      <w:r>
-        <w:rPr>
-          <w:rFonts w:cs="Times New Roman"/>
-          <w:sz w:val="24"/>
-          <w:szCs w:val="24"/>
-        </w:rPr>
-        <w:t>приведенными в [22], критическое воздействие</w:t>
-      </w:r>
-      <w:r>
-        <w:rPr>
-          <w:rFonts w:cs="Times New Roman"/>
-          <w:sz w:val="24"/>
-          <w:szCs w:val="24"/>
-        </w:rPr>
-        <w:t xml:space="preserve"> тепловым излучением «огненного шара» за время </w:t>
-      </w:r>
-      <w:r>
-        <w:rPr>
-          <w:rFonts w:cs="Times New Roman"/>
-          <w:sz w:val="24"/>
-          <w:szCs w:val="24"/>
-        </w:rPr>
-        <w:t>6</w:t>
-      </w:r>
-      <w:r>
-        <w:rPr>
-          <w:rFonts w:cs="Times New Roman"/>
-          <w:sz w:val="24"/>
-          <w:szCs w:val="24"/>
-        </w:rPr>
-        <w:t>,</w:t>
-      </w:r>
-      <w:r>
-        <w:rPr>
-          <w:rFonts w:cs="Times New Roman"/>
-          <w:sz w:val="24"/>
-          <w:szCs w:val="24"/>
-        </w:rPr>
-        <w:t>3</w:t>
-      </w:r>
-      <w:r>
-        <w:rPr>
-          <w:rFonts w:cs="Times New Roman"/>
-          <w:sz w:val="24"/>
-          <w:szCs w:val="24"/>
-        </w:rPr>
-        <w:t xml:space="preserve"> сек не произойдет.</w:t>
+        <w:t>В соответствии с значениями, приведенными в [22], критическое воздействие тепловым излучением «огненного шара» за время {{ p.fireball.params.ts_s }} сек не произойдет.</w:t>
+      </w:r>
+      <w:r>
+        <w:rPr>
+          <w:rFonts w:cs="Times New Roman"/>
+          <w:sz w:val="24"/>
+          <w:szCs w:val="24"/>
+        </w:rPr>
+      </w:r>
+      <w:r>
+        <w:rPr>
+          <w:rFonts w:cs="Times New Roman"/>
+          <w:sz w:val="24"/>
+          <w:szCs w:val="24"/>
+        </w:rPr>
+      </w:r>
+      <w:r>
+        <w:rPr>
+          <w:rFonts w:cs="Times New Roman"/>
+          <w:sz w:val="24"/>
+          <w:szCs w:val="24"/>
+        </w:rPr>
+      </w:r>
+      <w:r>
+        <w:rPr>
+          <w:rFonts w:cs="Times New Roman"/>
+          <w:sz w:val="24"/>
+          <w:szCs w:val="24"/>
+        </w:rPr>
+      </w:r>
+      <w:r>
+        <w:rPr>
+          <w:rFonts w:cs="Times New Roman"/>
+          <w:sz w:val="24"/>
+          <w:szCs w:val="24"/>
+        </w:rPr>
+      </w:r>
+      <w:r>
+        <w:rPr>
+          <w:rFonts w:cs="Times New Roman"/>
+          <w:sz w:val="24"/>
+          <w:szCs w:val="24"/>
+        </w:rPr>
       </w:r>
     </w:p>
     <w:p>
@@ -24973,12 +22986,6 @@
           <w:szCs w:val="24"/>
           <w:lang w:eastAsia="ru-RU"/>
         </w:rPr>
-        <w:object w:dxaOrig="1300" w:dyaOrig="360">
-          <v:shape id="_x0000_i1037" type="#_x0000_t75" style="width:66.8pt;height:19pt" o:ole="">
-            <v:imagedata r:id="rId32" o:title=""/>
-          </v:shape>
-          <o:OLEObject Type="Embed" ProgID="Equation.3" ShapeID="_x0000_i1037" DrawAspect="Content" ObjectID="_1835289968" r:id="rId33"/>
-        </w:object>
       </w:r>
       <w:r>
         <w:rPr>
@@ -24987,15 +22994,14 @@
           <w:szCs w:val="24"/>
           <w:lang w:eastAsia="ru-RU"/>
         </w:rPr>
-        <w:t xml:space="preserve"> = 12,5 </w:t>
-      </w:r>
-      <w:r>
-        <w:rPr>
-          <w:rFonts w:cs="Times New Roman"/>
-          <w:sz w:val="24"/>
-          <w:szCs w:val="24"/>
-        </w:rPr>
-        <w:t>×</w:t>
+        <w:t xml:space="preserve"> = 12,5 × {{ p.jet_fire.params.M_kg_s }} = {{ p.jet_fire.params.LF_m }} м</w:t>
+      </w:r>
+      <w:r>
+        <w:rPr>
+          <w:rFonts w:cs="Times New Roman"/>
+          <w:sz w:val="24"/>
+          <w:szCs w:val="24"/>
+        </w:rPr>
       </w:r>
       <w:r>
         <w:rPr>
@@ -25004,7 +23010,6 @@
           <w:szCs w:val="24"/>
           <w:lang w:eastAsia="ru-RU"/>
         </w:rPr>
-        <w:t xml:space="preserve"> </w:t>
       </w:r>
       <w:r>
         <w:rPr>
@@ -25013,7 +23018,6 @@
           <w:szCs w:val="24"/>
           <w:lang w:eastAsia="ru-RU"/>
         </w:rPr>
-        <w:t>1</w:t>
       </w:r>
       <w:r>
         <w:rPr>
@@ -25022,7 +23026,6 @@
           <w:szCs w:val="24"/>
           <w:lang w:eastAsia="ru-RU"/>
         </w:rPr>
-        <w:t>,</w:t>
       </w:r>
       <w:r>
         <w:rPr>
@@ -25031,7 +23034,6 @@
           <w:szCs w:val="24"/>
           <w:lang w:eastAsia="ru-RU"/>
         </w:rPr>
-        <w:t>9</w:t>
       </w:r>
       <w:r>
         <w:rPr>
@@ -25041,7 +23043,6 @@
           <w:vertAlign w:val="superscript"/>
           <w:lang w:eastAsia="ru-RU"/>
         </w:rPr>
-        <w:t>04</w:t>
       </w:r>
       <w:r>
         <w:rPr>
@@ -25050,7 +23051,6 @@
           <w:szCs w:val="24"/>
           <w:lang w:eastAsia="ru-RU"/>
         </w:rPr>
-        <w:t xml:space="preserve"> = 16,</w:t>
       </w:r>
       <w:r>
         <w:rPr>
@@ -25059,7 +23059,6 @@
           <w:szCs w:val="24"/>
           <w:lang w:eastAsia="ru-RU"/>
         </w:rPr>
-        <w:t>1</w:t>
       </w:r>
       <w:r>
         <w:rPr>
@@ -25068,7 +23067,6 @@
           <w:szCs w:val="24"/>
           <w:lang w:eastAsia="ru-RU"/>
         </w:rPr>
-        <w:t>6 м</w:t>
       </w:r>
     </w:p>
     <w:p>
@@ -25251,12 +23249,6 @@
           <w:szCs w:val="24"/>
           <w:lang w:eastAsia="ru-RU"/>
         </w:rPr>
-        <w:object w:dxaOrig="1420" w:dyaOrig="340">
-          <v:shape id="_x0000_i1038" type="#_x0000_t75" style="width:71.4pt;height:16.7pt" o:ole="">
-            <v:imagedata r:id="rId34" o:title=""/>
-          </v:shape>
-          <o:OLEObject Type="Embed" ProgID="Equation.3" ShapeID="_x0000_i1038" DrawAspect="Content" ObjectID="_1835289969" r:id="rId35"/>
-        </w:object>
       </w:r>
       <w:r>
         <w:rPr>
@@ -25265,15 +23257,14 @@
           <w:szCs w:val="24"/>
           <w:lang w:eastAsia="ru-RU"/>
         </w:rPr>
-        <w:t xml:space="preserve"> = 0,15 </w:t>
-      </w:r>
-      <w:r>
-        <w:rPr>
-          <w:rFonts w:cs="Times New Roman"/>
-          <w:sz w:val="24"/>
-          <w:szCs w:val="24"/>
-        </w:rPr>
-        <w:t>×</w:t>
+        <w:t xml:space="preserve"> = 0,15 × {{ p.jet_fire.params.LF_m }} = {{ p.jet_fire.params.DF_m }} м</w:t>
+      </w:r>
+      <w:r>
+        <w:rPr>
+          <w:rFonts w:cs="Times New Roman"/>
+          <w:sz w:val="24"/>
+          <w:szCs w:val="24"/>
+        </w:rPr>
       </w:r>
       <w:r>
         <w:rPr>
@@ -25282,7 +23273,6 @@
           <w:szCs w:val="24"/>
           <w:lang w:eastAsia="ru-RU"/>
         </w:rPr>
-        <w:t xml:space="preserve"> 16,</w:t>
       </w:r>
       <w:r>
         <w:rPr>
@@ -25291,7 +23281,6 @@
           <w:szCs w:val="24"/>
           <w:lang w:eastAsia="ru-RU"/>
         </w:rPr>
-        <w:t>1</w:t>
       </w:r>
       <w:r>
         <w:rPr>
@@ -25300,7 +23289,6 @@
           <w:szCs w:val="24"/>
           <w:lang w:eastAsia="ru-RU"/>
         </w:rPr>
-        <w:t>6 = 2,4</w:t>
       </w:r>
       <w:r>
         <w:rPr>
@@ -25309,7 +23297,6 @@
           <w:szCs w:val="24"/>
           <w:lang w:eastAsia="ru-RU"/>
         </w:rPr>
-        <w:t>2</w:t>
       </w:r>
       <w:r>
         <w:rPr>
@@ -25318,7 +23305,6 @@
           <w:szCs w:val="24"/>
           <w:lang w:eastAsia="ru-RU"/>
         </w:rPr>
-        <w:t xml:space="preserve"> м</w:t>
       </w:r>
     </w:p>
     <w:p>
@@ -26526,6 +24512,9 @@
         </w:tc>
       </w:tr>
       <w:tr>
+        <w:trPr>
+          <w:trHeight w:val="576"/>
+        </w:trPr>
         <w:tc>
           <w:tcPr>
             <w:tcW w:w="1477" w:type="dxa"/>
@@ -26537,19 +24526,12 @@
               <w:jc w:val="center"/>
               <w:rPr>
                 <w:rFonts w:cs="Times New Roman"/>
-                <w:color w:val="000000"/>
-                <w:sz w:val="24"/>
-                <w:szCs w:val="24"/>
-              </w:rPr>
-            </w:pPr>
-            <w:r>
-              <w:rPr>
-                <w:rFonts w:cs="Times New Roman"/>
-                <w:color w:val="000000"/>
-                <w:sz w:val="24"/>
-                <w:szCs w:val="24"/>
-              </w:rPr>
-              <w:t>0</w:t>
+                <w:sz w:val="24"/>
+                <w:szCs w:val="24"/>
+              </w:rPr>
+            </w:pPr>
+            <w:r>
+              <w:t>{%tr for row in p.jet_fire.table %}</w:t>
             </w:r>
           </w:p>
         </w:tc>
@@ -26562,67 +24544,80 @@
               <w:jc w:val="center"/>
               <w:rPr>
                 <w:rFonts w:cs="Times New Roman"/>
-                <w:sz w:val="24"/>
-                <w:szCs w:val="24"/>
-              </w:rPr>
-            </w:pPr>
-            <w:r>
-              <w:rPr>
-                <w:sz w:val="24"/>
-                <w:szCs w:val="24"/>
-              </w:rPr>
-              <w:t>0,985150838</w:t>
-            </w:r>
+                <w:iCs/>
+                <w:sz w:val="24"/>
+                <w:szCs w:val="24"/>
+                <w:shd w:val="clear" w:color="auto" w:fill="FFFFFF"/>
+              </w:rPr>
+            </w:pPr>
+            <w:r/>
           </w:p>
         </w:tc>
         <w:tc>
           <w:tcPr>
             <w:tcW w:w="4395" w:type="dxa"/>
             <w:shd w:val="clear" w:color="auto" w:fill="auto"/>
+            <w:vAlign w:val="center"/>
           </w:tcPr>
           <w:p>
             <w:pPr>
               <w:jc w:val="center"/>
               <w:rPr>
                 <w:rFonts w:cs="Times New Roman"/>
-                <w:sz w:val="24"/>
-                <w:szCs w:val="24"/>
-              </w:rPr>
-            </w:pPr>
-            <w:r>
-              <w:rPr>
-                <w:sz w:val="24"/>
-                <w:szCs w:val="24"/>
-              </w:rPr>
-              <w:t>0,591715976</w:t>
-            </w:r>
+                <w:iCs/>
+                <w:sz w:val="24"/>
+                <w:szCs w:val="24"/>
+                <w:shd w:val="clear" w:color="auto" w:fill="FFFFFF"/>
+              </w:rPr>
+            </w:pPr>
+            <w:r/>
+          </w:p>
+          <w:p>
+            <w:pPr>
+              <w:jc w:val="center"/>
+              <w:rPr>
+                <w:rFonts w:cs="Times New Roman"/>
+                <w:sz w:val="24"/>
+                <w:szCs w:val="24"/>
+              </w:rPr>
+            </w:pPr>
           </w:p>
         </w:tc>
         <w:tc>
           <w:tcPr>
             <w:tcW w:w="4252" w:type="dxa"/>
             <w:shd w:val="clear" w:color="auto" w:fill="auto"/>
+            <w:vAlign w:val="center"/>
           </w:tcPr>
           <w:p>
             <w:pPr>
               <w:jc w:val="center"/>
               <w:rPr>
                 <w:rFonts w:cs="Times New Roman"/>
-                <w:sz w:val="24"/>
-                <w:szCs w:val="24"/>
-              </w:rPr>
-            </w:pPr>
-            <w:r>
-              <w:rPr>
-                <w:sz w:val="24"/>
-                <w:szCs w:val="24"/>
-              </w:rPr>
-              <w:t>46,65372447</w:t>
-            </w:r>
+                <w:iCs/>
+                <w:sz w:val="24"/>
+                <w:szCs w:val="24"/>
+                <w:shd w:val="clear" w:color="auto" w:fill="FFFFFF"/>
+              </w:rPr>
+            </w:pPr>
+            <w:r/>
+          </w:p>
+          <w:p>
+            <w:pPr>
+              <w:jc w:val="center"/>
+              <w:rPr>
+                <w:rFonts w:cs="Times New Roman"/>
+                <w:sz w:val="24"/>
+                <w:szCs w:val="24"/>
+              </w:rPr>
+            </w:pPr>
           </w:p>
         </w:tc>
       </w:tr>
       <w:tr>
+        <w:trPr>
+          <w:trHeight w:val="576"/>
+        </w:trPr>
         <w:tc>
           <w:tcPr>
             <w:tcW w:w="1477" w:type="dxa"/>
@@ -26634,19 +24629,12 @@
               <w:jc w:val="center"/>
               <w:rPr>
                 <w:rFonts w:cs="Times New Roman"/>
-                <w:color w:val="000000"/>
-                <w:sz w:val="24"/>
-                <w:szCs w:val="24"/>
-              </w:rPr>
-            </w:pPr>
-            <w:r>
-              <w:rPr>
-                <w:rFonts w:cs="Times New Roman"/>
-                <w:color w:val="000000"/>
-                <w:sz w:val="24"/>
-                <w:szCs w:val="24"/>
-              </w:rPr>
-              <w:t>5</w:t>
+                <w:sz w:val="24"/>
+                <w:szCs w:val="24"/>
+              </w:rPr>
+            </w:pPr>
+            <w:r>
+              <w:t>{{ row.r_m }}</w:t>
             </w:r>
           </w:p>
         </w:tc>
@@ -26659,16 +24647,14 @@
               <w:jc w:val="center"/>
               <w:rPr>
                 <w:rFonts w:cs="Times New Roman"/>
-                <w:sz w:val="24"/>
-                <w:szCs w:val="24"/>
-              </w:rPr>
-            </w:pPr>
-            <w:r>
-              <w:rPr>
-                <w:sz w:val="24"/>
-                <w:szCs w:val="24"/>
-              </w:rPr>
-              <w:t>0,983987497</w:t>
+                <w:iCs/>
+                <w:sz w:val="24"/>
+                <w:szCs w:val="24"/>
+                <w:shd w:val="clear" w:color="auto" w:fill="FFFFFF"/>
+              </w:rPr>
+            </w:pPr>
+            <w:r>
+              <w:t>{{ row.tau }}</w:t>
             </w:r>
           </w:p>
         </w:tc>
@@ -26676,50 +24662,71 @@
           <w:tcPr>
             <w:tcW w:w="4395" w:type="dxa"/>
             <w:shd w:val="clear" w:color="auto" w:fill="auto"/>
+            <w:vAlign w:val="center"/>
           </w:tcPr>
           <w:p>
             <w:pPr>
               <w:jc w:val="center"/>
               <w:rPr>
                 <w:rFonts w:cs="Times New Roman"/>
-                <w:sz w:val="24"/>
-                <w:szCs w:val="24"/>
-              </w:rPr>
-            </w:pPr>
-            <w:r>
-              <w:rPr>
-                <w:sz w:val="24"/>
-                <w:szCs w:val="24"/>
-              </w:rPr>
-              <w:t>0,435671495</w:t>
-            </w:r>
+                <w:iCs/>
+                <w:sz w:val="24"/>
+                <w:szCs w:val="24"/>
+                <w:shd w:val="clear" w:color="auto" w:fill="FFFFFF"/>
+              </w:rPr>
+            </w:pPr>
+            <w:r>
+              <w:t>{{ row.Fq }}</w:t>
+            </w:r>
+          </w:p>
+          <w:p>
+            <w:pPr>
+              <w:jc w:val="center"/>
+              <w:rPr>
+                <w:rFonts w:cs="Times New Roman"/>
+                <w:sz w:val="24"/>
+                <w:szCs w:val="24"/>
+              </w:rPr>
+            </w:pPr>
           </w:p>
         </w:tc>
         <w:tc>
           <w:tcPr>
             <w:tcW w:w="4252" w:type="dxa"/>
             <w:shd w:val="clear" w:color="auto" w:fill="auto"/>
+            <w:vAlign w:val="center"/>
           </w:tcPr>
           <w:p>
             <w:pPr>
               <w:jc w:val="center"/>
               <w:rPr>
                 <w:rFonts w:cs="Times New Roman"/>
-                <w:sz w:val="24"/>
-                <w:szCs w:val="24"/>
-              </w:rPr>
-            </w:pPr>
-            <w:r>
-              <w:rPr>
-                <w:sz w:val="24"/>
-                <w:szCs w:val="24"/>
-              </w:rPr>
-              <w:t>34,33617105</w:t>
-            </w:r>
+                <w:iCs/>
+                <w:sz w:val="24"/>
+                <w:szCs w:val="24"/>
+                <w:shd w:val="clear" w:color="auto" w:fill="FFFFFF"/>
+              </w:rPr>
+            </w:pPr>
+            <w:r>
+              <w:t>{{ row.q_kw_m2 }}</w:t>
+            </w:r>
+          </w:p>
+          <w:p>
+            <w:pPr>
+              <w:jc w:val="center"/>
+              <w:rPr>
+                <w:rFonts w:cs="Times New Roman"/>
+                <w:sz w:val="24"/>
+                <w:szCs w:val="24"/>
+              </w:rPr>
+            </w:pPr>
           </w:p>
         </w:tc>
       </w:tr>
       <w:tr>
+        <w:trPr>
+          <w:trHeight w:val="576"/>
+        </w:trPr>
         <w:tc>
           <w:tcPr>
             <w:tcW w:w="1477" w:type="dxa"/>
@@ -26731,19 +24738,12 @@
               <w:jc w:val="center"/>
               <w:rPr>
                 <w:rFonts w:cs="Times New Roman"/>
-                <w:color w:val="000000"/>
-                <w:sz w:val="24"/>
-                <w:szCs w:val="24"/>
-              </w:rPr>
-            </w:pPr>
-            <w:r>
-              <w:rPr>
-                <w:rFonts w:cs="Times New Roman"/>
-                <w:color w:val="000000"/>
-                <w:sz w:val="24"/>
-                <w:szCs w:val="24"/>
-              </w:rPr>
-              <w:t>10</w:t>
+                <w:sz w:val="24"/>
+                <w:szCs w:val="24"/>
+              </w:rPr>
+            </w:pPr>
+            <w:r>
+              <w:t>{%tr endfor %}</w:t>
             </w:r>
           </w:p>
         </w:tc>
@@ -26756,445 +24756,73 @@
               <w:jc w:val="center"/>
               <w:rPr>
                 <w:rFonts w:cs="Times New Roman"/>
-                <w:sz w:val="24"/>
-                <w:szCs w:val="24"/>
-              </w:rPr>
-            </w:pPr>
-            <w:r>
-              <w:rPr>
-                <w:sz w:val="24"/>
-                <w:szCs w:val="24"/>
-              </w:rPr>
-              <w:t>0,98001413</w:t>
-            </w:r>
+                <w:iCs/>
+                <w:sz w:val="24"/>
+                <w:szCs w:val="24"/>
+                <w:shd w:val="clear" w:color="auto" w:fill="FFFFFF"/>
+              </w:rPr>
+            </w:pPr>
+            <w:r/>
           </w:p>
         </w:tc>
         <w:tc>
           <w:tcPr>
             <w:tcW w:w="4395" w:type="dxa"/>
             <w:shd w:val="clear" w:color="auto" w:fill="auto"/>
+            <w:vAlign w:val="center"/>
           </w:tcPr>
           <w:p>
             <w:pPr>
               <w:jc w:val="center"/>
               <w:rPr>
                 <w:rFonts w:cs="Times New Roman"/>
-                <w:sz w:val="24"/>
-                <w:szCs w:val="24"/>
-              </w:rPr>
-            </w:pPr>
-            <w:r>
-              <w:rPr>
-                <w:sz w:val="24"/>
-                <w:szCs w:val="24"/>
-              </w:rPr>
-              <w:t>0,22493156</w:t>
-            </w:r>
+                <w:iCs/>
+                <w:sz w:val="24"/>
+                <w:szCs w:val="24"/>
+                <w:shd w:val="clear" w:color="auto" w:fill="FFFFFF"/>
+              </w:rPr>
+            </w:pPr>
+            <w:r/>
+          </w:p>
+          <w:p>
+            <w:pPr>
+              <w:jc w:val="center"/>
+              <w:rPr>
+                <w:rFonts w:cs="Times New Roman"/>
+                <w:sz w:val="24"/>
+                <w:szCs w:val="24"/>
+              </w:rPr>
+            </w:pPr>
           </w:p>
         </w:tc>
         <w:tc>
           <w:tcPr>
             <w:tcW w:w="4252" w:type="dxa"/>
             <w:shd w:val="clear" w:color="auto" w:fill="auto"/>
+            <w:vAlign w:val="center"/>
           </w:tcPr>
           <w:p>
             <w:pPr>
               <w:jc w:val="center"/>
               <w:rPr>
                 <w:rFonts w:cs="Times New Roman"/>
-                <w:sz w:val="24"/>
-                <w:szCs w:val="24"/>
-              </w:rPr>
-            </w:pPr>
-            <w:r>
-              <w:rPr>
-                <w:sz w:val="24"/>
-                <w:szCs w:val="24"/>
-              </w:rPr>
-              <w:t>17,70638746</w:t>
-            </w:r>
-          </w:p>
-        </w:tc>
-      </w:tr>
-      <w:tr>
-        <w:tc>
-          <w:tcPr>
-            <w:tcW w:w="1477" w:type="dxa"/>
-            <w:shd w:val="clear" w:color="auto" w:fill="auto"/>
-            <w:vAlign w:val="center"/>
-          </w:tcPr>
+                <w:iCs/>
+                <w:sz w:val="24"/>
+                <w:szCs w:val="24"/>
+                <w:shd w:val="clear" w:color="auto" w:fill="FFFFFF"/>
+              </w:rPr>
+            </w:pPr>
+            <w:r/>
+          </w:p>
           <w:p>
             <w:pPr>
               <w:jc w:val="center"/>
               <w:rPr>
                 <w:rFonts w:cs="Times New Roman"/>
-                <w:color w:val="000000"/>
-                <w:sz w:val="24"/>
-                <w:szCs w:val="24"/>
-              </w:rPr>
-            </w:pPr>
-            <w:r>
-              <w:rPr>
-                <w:rFonts w:cs="Times New Roman"/>
-                <w:color w:val="000000"/>
-                <w:sz w:val="24"/>
-                <w:szCs w:val="24"/>
-              </w:rPr>
-              <w:t>20</w:t>
-            </w:r>
-          </w:p>
-        </w:tc>
-        <w:tc>
-          <w:tcPr>
-            <w:tcW w:w="3734" w:type="dxa"/>
-          </w:tcPr>
-          <w:p>
-            <w:pPr>
-              <w:jc w:val="center"/>
-              <w:rPr>
-                <w:rFonts w:cs="Times New Roman"/>
-                <w:sz w:val="24"/>
-                <w:szCs w:val="24"/>
-              </w:rPr>
-            </w:pPr>
-            <w:r>
-              <w:rPr>
-                <w:sz w:val="24"/>
-                <w:szCs w:val="24"/>
-              </w:rPr>
-              <w:t>0,974778132</w:t>
-            </w:r>
-          </w:p>
-        </w:tc>
-        <w:tc>
-          <w:tcPr>
-            <w:tcW w:w="4395" w:type="dxa"/>
-            <w:shd w:val="clear" w:color="auto" w:fill="auto"/>
-          </w:tcPr>
-          <w:p>
-            <w:pPr>
-              <w:jc w:val="center"/>
-              <w:rPr>
-                <w:rFonts w:cs="Times New Roman"/>
-                <w:sz w:val="24"/>
-                <w:szCs w:val="24"/>
-              </w:rPr>
-            </w:pPr>
-            <w:r>
-              <w:rPr>
-                <w:sz w:val="24"/>
-                <w:szCs w:val="24"/>
-              </w:rPr>
-              <w:t>0,059536981</w:t>
-            </w:r>
-          </w:p>
-        </w:tc>
-        <w:tc>
-          <w:tcPr>
-            <w:tcW w:w="4252" w:type="dxa"/>
-            <w:shd w:val="clear" w:color="auto" w:fill="auto"/>
-          </w:tcPr>
-          <w:p>
-            <w:pPr>
-              <w:jc w:val="center"/>
-              <w:rPr>
-                <w:rFonts w:cs="Times New Roman"/>
-                <w:sz w:val="24"/>
-                <w:szCs w:val="24"/>
-              </w:rPr>
-            </w:pPr>
-            <w:r>
-              <w:rPr>
-                <w:sz w:val="24"/>
-                <w:szCs w:val="24"/>
-              </w:rPr>
-              <w:t>4,667766594</w:t>
-            </w:r>
-          </w:p>
-        </w:tc>
-      </w:tr>
-      <w:tr>
-        <w:tc>
-          <w:tcPr>
-            <w:tcW w:w="1477" w:type="dxa"/>
-            <w:shd w:val="clear" w:color="auto" w:fill="auto"/>
-            <w:vAlign w:val="center"/>
-          </w:tcPr>
-          <w:p>
-            <w:pPr>
-              <w:jc w:val="center"/>
-              <w:rPr>
-                <w:rFonts w:cs="Times New Roman"/>
-                <w:color w:val="000000"/>
-                <w:sz w:val="24"/>
-                <w:szCs w:val="24"/>
-              </w:rPr>
-            </w:pPr>
-            <w:r>
-              <w:rPr>
-                <w:rFonts w:cs="Times New Roman"/>
-                <w:color w:val="000000"/>
-                <w:sz w:val="24"/>
-                <w:szCs w:val="24"/>
-              </w:rPr>
-              <w:t>30</w:t>
-            </w:r>
-          </w:p>
-        </w:tc>
-        <w:tc>
-          <w:tcPr>
-            <w:tcW w:w="3734" w:type="dxa"/>
-          </w:tcPr>
-          <w:p>
-            <w:pPr>
-              <w:jc w:val="center"/>
-              <w:rPr>
-                <w:rFonts w:cs="Times New Roman"/>
-                <w:sz w:val="24"/>
-                <w:szCs w:val="24"/>
-              </w:rPr>
-            </w:pPr>
-            <w:r>
-              <w:rPr>
-                <w:sz w:val="24"/>
-                <w:szCs w:val="24"/>
-              </w:rPr>
-              <w:t>0,968939982</w:t>
-            </w:r>
-          </w:p>
-        </w:tc>
-        <w:tc>
-          <w:tcPr>
-            <w:tcW w:w="4395" w:type="dxa"/>
-            <w:shd w:val="clear" w:color="auto" w:fill="auto"/>
-          </w:tcPr>
-          <w:p>
-            <w:pPr>
-              <w:jc w:val="center"/>
-              <w:rPr>
-                <w:rFonts w:cs="Times New Roman"/>
-                <w:sz w:val="24"/>
-                <w:szCs w:val="24"/>
-              </w:rPr>
-            </w:pPr>
-            <w:r>
-              <w:rPr>
-                <w:sz w:val="24"/>
-                <w:szCs w:val="24"/>
-              </w:rPr>
-              <w:t>0,021375906</w:t>
-            </w:r>
-          </w:p>
-        </w:tc>
-        <w:tc>
-          <w:tcPr>
-            <w:tcW w:w="4252" w:type="dxa"/>
-            <w:shd w:val="clear" w:color="auto" w:fill="auto"/>
-          </w:tcPr>
-          <w:p>
-            <w:pPr>
-              <w:jc w:val="center"/>
-              <w:rPr>
-                <w:rFonts w:cs="Times New Roman"/>
-                <w:sz w:val="24"/>
-                <w:szCs w:val="24"/>
-              </w:rPr>
-            </w:pPr>
-            <w:r>
-              <w:rPr>
-                <w:sz w:val="24"/>
-                <w:szCs w:val="24"/>
-              </w:rPr>
-              <w:t>1,666941262</w:t>
-            </w:r>
-          </w:p>
-        </w:tc>
-      </w:tr>
-      <w:tr>
-        <w:tc>
-          <w:tcPr>
-            <w:tcW w:w="1477" w:type="dxa"/>
-            <w:shd w:val="clear" w:color="auto" w:fill="auto"/>
-          </w:tcPr>
-          <w:p>
-            <w:pPr>
-              <w:jc w:val="center"/>
-              <w:rPr>
-                <w:rFonts w:cs="Times New Roman"/>
-                <w:sz w:val="24"/>
-                <w:szCs w:val="24"/>
-              </w:rPr>
-            </w:pPr>
-            <w:r>
-              <w:rPr>
-                <w:rFonts w:cs="Times New Roman"/>
-                <w:sz w:val="24"/>
-                <w:szCs w:val="24"/>
-              </w:rPr>
-              <w:t>40</w:t>
-            </w:r>
-          </w:p>
-        </w:tc>
-        <w:tc>
-          <w:tcPr>
-            <w:tcW w:w="3734" w:type="dxa"/>
-          </w:tcPr>
-          <w:p>
-            <w:pPr>
-              <w:jc w:val="center"/>
-              <w:rPr>
-                <w:rFonts w:cs="Times New Roman"/>
-                <w:sz w:val="24"/>
-                <w:szCs w:val="24"/>
-              </w:rPr>
-            </w:pPr>
-            <w:r>
-              <w:rPr>
-                <w:sz w:val="24"/>
-                <w:szCs w:val="24"/>
-              </w:rPr>
-              <w:t>0,962807223</w:t>
-            </w:r>
-          </w:p>
-        </w:tc>
-        <w:tc>
-          <w:tcPr>
-            <w:tcW w:w="4395" w:type="dxa"/>
-            <w:shd w:val="clear" w:color="auto" w:fill="auto"/>
-          </w:tcPr>
-          <w:p>
-            <w:pPr>
-              <w:jc w:val="center"/>
-              <w:rPr>
-                <w:rFonts w:cs="Times New Roman"/>
-                <w:sz w:val="24"/>
-                <w:szCs w:val="24"/>
-              </w:rPr>
-            </w:pPr>
-            <w:r>
-              <w:rPr>
-                <w:sz w:val="24"/>
-                <w:szCs w:val="24"/>
-              </w:rPr>
-              <w:t>0,009705612</w:t>
-            </w:r>
-          </w:p>
-        </w:tc>
-        <w:tc>
-          <w:tcPr>
-            <w:tcW w:w="4252" w:type="dxa"/>
-            <w:shd w:val="clear" w:color="auto" w:fill="auto"/>
-          </w:tcPr>
-          <w:p>
-            <w:pPr>
-              <w:jc w:val="center"/>
-              <w:rPr>
-                <w:rFonts w:cs="Times New Roman"/>
-                <w:sz w:val="24"/>
-                <w:szCs w:val="24"/>
-              </w:rPr>
-            </w:pPr>
-            <w:r>
-              <w:rPr>
-                <w:sz w:val="24"/>
-                <w:szCs w:val="24"/>
-              </w:rPr>
-              <w:t>0,752332412</w:t>
-            </w:r>
-          </w:p>
-        </w:tc>
-      </w:tr>
-      <w:tr>
-        <w:tc>
-          <w:tcPr>
-            <w:tcW w:w="1477" w:type="dxa"/>
-            <w:shd w:val="clear" w:color="auto" w:fill="auto"/>
-          </w:tcPr>
-          <w:p>
-            <w:pPr>
-              <w:jc w:val="center"/>
-              <w:rPr>
-                <w:rFonts w:cs="Times New Roman"/>
-                <w:sz w:val="24"/>
-                <w:szCs w:val="24"/>
-              </w:rPr>
-            </w:pPr>
-            <w:r>
-              <w:rPr>
-                <w:rFonts w:cs="Times New Roman"/>
-                <w:sz w:val="24"/>
-                <w:szCs w:val="24"/>
-              </w:rPr>
-              <w:t>50</w:t>
-            </w:r>
-          </w:p>
-        </w:tc>
-        <w:tc>
-          <w:tcPr>
-            <w:tcW w:w="3734" w:type="dxa"/>
-          </w:tcPr>
-          <w:p>
-            <w:pPr>
-              <w:jc w:val="center"/>
-              <w:rPr>
-                <w:rFonts w:cs="Times New Roman"/>
-                <w:sz w:val="24"/>
-                <w:szCs w:val="24"/>
-              </w:rPr>
-            </w:pPr>
-            <w:r>
-              <w:rPr>
-                <w:sz w:val="24"/>
-                <w:szCs w:val="24"/>
-              </w:rPr>
-              <w:t>0,985150838</w:t>
-            </w:r>
-          </w:p>
-        </w:tc>
-        <w:tc>
-          <w:tcPr>
-            <w:tcW w:w="4395" w:type="dxa"/>
-            <w:shd w:val="clear" w:color="auto" w:fill="auto"/>
-          </w:tcPr>
-          <w:p>
-            <w:pPr>
-              <w:jc w:val="center"/>
-              <w:rPr>
-                <w:rFonts w:cs="Times New Roman"/>
-                <w:sz w:val="24"/>
-                <w:szCs w:val="24"/>
-              </w:rPr>
-            </w:pPr>
-            <w:r>
-              <w:rPr>
-                <w:sz w:val="24"/>
-                <w:szCs w:val="24"/>
-              </w:rPr>
-              <w:t>0,005147677</w:t>
-            </w:r>
-          </w:p>
-        </w:tc>
-        <w:tc>
-          <w:tcPr>
-            <w:tcW w:w="4252" w:type="dxa"/>
-            <w:shd w:val="clear" w:color="auto" w:fill="auto"/>
-          </w:tcPr>
-          <w:p>
-            <w:pPr>
-              <w:jc w:val="center"/>
-              <w:rPr>
-                <w:rFonts w:cs="Times New Roman"/>
-                <w:sz w:val="24"/>
-                <w:szCs w:val="24"/>
-              </w:rPr>
-            </w:pPr>
-            <w:r>
-              <w:rPr>
-                <w:sz w:val="24"/>
-                <w:szCs w:val="24"/>
-              </w:rPr>
-              <w:t>0,396497648</w:t>
-            </w:r>
+                <w:sz w:val="24"/>
+                <w:szCs w:val="24"/>
+              </w:rPr>
+            </w:pPr>
           </w:p>
         </w:tc>
       </w:tr>
@@ -27436,19 +25064,16 @@
           <w:p>
             <w:pPr>
               <w:contextualSpacing/>
-              <w:rPr>
-                <w:rFonts w:cs="Times New Roman"/>
-                <w:sz w:val="24"/>
-                <w:szCs w:val="24"/>
-              </w:rPr>
-            </w:pPr>
-            <w:r>
-              <w:rPr>
-                <w:rFonts w:cs="Times New Roman"/>
-                <w:sz w:val="24"/>
-                <w:szCs w:val="24"/>
-              </w:rPr>
-              <w:t>Без негативных последствий в течение длительного времени</w:t>
+              <w:jc w:val="center"/>
+              <w:rPr>
+                <w:rFonts w:cs="Times New Roman"/>
+                <w:b/>
+                <w:sz w:val="24"/>
+                <w:szCs w:val="24"/>
+              </w:rPr>
+            </w:pPr>
+            <w:r>
+              <w:t>{%tr for zone in p.jet_fire.zones %}</w:t>
             </w:r>
           </w:p>
         </w:tc>
@@ -27459,28 +25084,22 @@
           </w:tcPr>
           <w:p>
             <w:pPr>
+              <w:contextualSpacing/>
               <w:jc w:val="center"/>
               <w:rPr>
-                <w:rFonts w:eastAsia="Times New Roman" w:cs="Times New Roman"/>
-                <w:szCs w:val="28"/>
-                <w:lang w:eastAsia="ru-RU"/>
-              </w:rPr>
-            </w:pPr>
-            <w:r>
-              <w:rPr>
-                <w:rFonts w:eastAsia="Times New Roman" w:cs="Times New Roman"/>
-                <w:szCs w:val="28"/>
-                <w:lang w:eastAsia="ru-RU"/>
-              </w:rPr>
-              <w:t>1,4</w:t>
-            </w:r>
+                <w:rFonts w:cs="Times New Roman"/>
+                <w:b/>
+                <w:sz w:val="24"/>
+                <w:szCs w:val="24"/>
+              </w:rPr>
+            </w:pPr>
+            <w:r/>
           </w:p>
         </w:tc>
         <w:tc>
           <w:tcPr>
             <w:tcW w:w="4740" w:type="dxa"/>
             <w:shd w:val="clear" w:color="auto" w:fill="auto"/>
-            <w:vAlign w:val="center"/>
           </w:tcPr>
           <w:p>
             <w:pPr>
@@ -27488,18 +25107,12 @@
               <w:jc w:val="center"/>
               <w:rPr>
                 <w:rFonts w:cs="Times New Roman"/>
-                <w:sz w:val="24"/>
-                <w:szCs w:val="24"/>
-              </w:rPr>
-            </w:pPr>
-            <w:r>
-              <w:rPr>
-                <w:rFonts w:cs="Times New Roman"/>
-                <w:sz w:val="24"/>
-                <w:szCs w:val="24"/>
-              </w:rPr>
-              <w:t>32</w:t>
-            </w:r>
+                <w:b/>
+                <w:sz w:val="24"/>
+                <w:szCs w:val="24"/>
+              </w:rPr>
+            </w:pPr>
+            <w:r/>
           </w:p>
         </w:tc>
       </w:tr>
@@ -27512,20 +25125,15 @@
           <w:p>
             <w:pPr>
               <w:contextualSpacing/>
-              <w:rPr>
-                <w:rFonts w:cs="Times New Roman"/>
-                <w:sz w:val="24"/>
-                <w:szCs w:val="24"/>
-              </w:rPr>
-            </w:pPr>
-            <w:r>
-              <w:rPr>
-                <w:rFonts w:cs="Times New Roman"/>
-                <w:sz w:val="24"/>
-                <w:szCs w:val="24"/>
-              </w:rPr>
-              <w:t>Безопасно для человека в брезентовой одежде</w:t>
-            </w:r>
+              <w:jc w:val="center"/>
+              <w:rPr>
+                <w:rFonts w:cs="Times New Roman"/>
+                <w:b/>
+                <w:sz w:val="24"/>
+                <w:szCs w:val="24"/>
+              </w:rPr>
+            </w:pPr>
+            <w:r/>
           </w:p>
         </w:tc>
         <w:tc>
@@ -27535,20 +25143,17 @@
           </w:tcPr>
           <w:p>
             <w:pPr>
+              <w:contextualSpacing/>
               <w:jc w:val="center"/>
               <w:rPr>
-                <w:rFonts w:eastAsia="Times New Roman" w:cs="Times New Roman"/>
-                <w:szCs w:val="28"/>
-                <w:lang w:eastAsia="ru-RU"/>
-              </w:rPr>
-            </w:pPr>
-            <w:r>
-              <w:rPr>
-                <w:rFonts w:eastAsia="Times New Roman" w:cs="Times New Roman"/>
-                <w:szCs w:val="28"/>
-                <w:lang w:eastAsia="ru-RU"/>
-              </w:rPr>
-              <w:t>4,2</w:t>
+                <w:rFonts w:cs="Times New Roman"/>
+                <w:b/>
+                <w:sz w:val="24"/>
+                <w:szCs w:val="24"/>
+              </w:rPr>
+            </w:pPr>
+            <w:r>
+              <w:t>{{ zone.q_thr_kw_m2 }}</w:t>
             </w:r>
           </w:p>
         </w:tc>
@@ -27556,7 +25161,6 @@
           <w:tcPr>
             <w:tcW w:w="4740" w:type="dxa"/>
             <w:shd w:val="clear" w:color="auto" w:fill="auto"/>
-            <w:vAlign w:val="center"/>
           </w:tcPr>
           <w:p>
             <w:pPr>
@@ -27564,17 +25168,13 @@
               <w:jc w:val="center"/>
               <w:rPr>
                 <w:rFonts w:cs="Times New Roman"/>
-                <w:sz w:val="24"/>
-                <w:szCs w:val="24"/>
-              </w:rPr>
-            </w:pPr>
-            <w:r>
-              <w:rPr>
-                <w:rFonts w:cs="Times New Roman"/>
-                <w:sz w:val="24"/>
-                <w:szCs w:val="24"/>
-              </w:rPr>
-              <w:t>21</w:t>
+                <w:b/>
+                <w:sz w:val="24"/>
+                <w:szCs w:val="24"/>
+              </w:rPr>
+            </w:pPr>
+            <w:r>
+              <w:t>{{ zone.r_m }}</w:t>
             </w:r>
           </w:p>
         </w:tc>
@@ -27588,55 +25188,16 @@
           <w:p>
             <w:pPr>
               <w:contextualSpacing/>
-              <w:rPr>
-                <w:rFonts w:cs="Times New Roman"/>
-                <w:sz w:val="24"/>
-                <w:szCs w:val="24"/>
-              </w:rPr>
-            </w:pPr>
-            <w:r>
-              <w:rPr>
-                <w:rFonts w:cs="Times New Roman"/>
-                <w:sz w:val="24"/>
-                <w:szCs w:val="24"/>
-              </w:rPr>
-              <w:t>Непереносимая боль через 20-30 с</w:t>
-            </w:r>
-          </w:p>
-          <w:p>
-            <w:pPr>
-              <w:contextualSpacing/>
-              <w:rPr>
-                <w:rFonts w:cs="Times New Roman"/>
-                <w:sz w:val="24"/>
-                <w:szCs w:val="24"/>
-              </w:rPr>
-            </w:pPr>
-            <w:r>
-              <w:rPr>
-                <w:rFonts w:cs="Times New Roman"/>
-                <w:sz w:val="24"/>
-                <w:szCs w:val="24"/>
-              </w:rPr>
-              <w:t>Ожог 1 степени через 15-20 с</w:t>
-            </w:r>
-          </w:p>
-          <w:p>
-            <w:pPr>
-              <w:contextualSpacing/>
-              <w:rPr>
-                <w:rFonts w:cs="Times New Roman"/>
-                <w:sz w:val="24"/>
-                <w:szCs w:val="24"/>
-              </w:rPr>
-            </w:pPr>
-            <w:r>
-              <w:rPr>
-                <w:rFonts w:cs="Times New Roman"/>
-                <w:sz w:val="24"/>
-                <w:szCs w:val="24"/>
-              </w:rPr>
-              <w:t>Ожог 2 степени через 30-40 с</w:t>
+              <w:jc w:val="center"/>
+              <w:rPr>
+                <w:rFonts w:cs="Times New Roman"/>
+                <w:b/>
+                <w:sz w:val="24"/>
+                <w:szCs w:val="24"/>
+              </w:rPr>
+            </w:pPr>
+            <w:r>
+              <w:t>{%tr endfor %}</w:t>
             </w:r>
           </w:p>
         </w:tc>
@@ -27644,32 +25205,25 @@
           <w:tcPr>
             <w:tcW w:w="4739" w:type="dxa"/>
             <w:shd w:val="clear" w:color="auto" w:fill="auto"/>
-            <w:vAlign w:val="center"/>
-          </w:tcPr>
-          <w:p>
-            <w:pPr>
+          </w:tcPr>
+          <w:p>
+            <w:pPr>
+              <w:contextualSpacing/>
               <w:jc w:val="center"/>
               <w:rPr>
-                <w:rFonts w:eastAsia="Times New Roman" w:cs="Times New Roman"/>
-                <w:szCs w:val="28"/>
-                <w:lang w:eastAsia="ru-RU"/>
-              </w:rPr>
-            </w:pPr>
-            <w:r>
-              <w:rPr>
-                <w:rFonts w:eastAsia="Times New Roman" w:cs="Times New Roman"/>
-                <w:szCs w:val="28"/>
-                <w:lang w:eastAsia="ru-RU"/>
-              </w:rPr>
-              <w:t>7,0</w:t>
-            </w:r>
+                <w:rFonts w:cs="Times New Roman"/>
+                <w:b/>
+                <w:sz w:val="24"/>
+                <w:szCs w:val="24"/>
+              </w:rPr>
+            </w:pPr>
+            <w:r/>
           </w:p>
         </w:tc>
         <w:tc>
           <w:tcPr>
             <w:tcW w:w="4740" w:type="dxa"/>
             <w:shd w:val="clear" w:color="auto" w:fill="auto"/>
-            <w:vAlign w:val="center"/>
           </w:tcPr>
           <w:p>
             <w:pPr>
@@ -27677,132 +25231,12 @@
               <w:jc w:val="center"/>
               <w:rPr>
                 <w:rFonts w:cs="Times New Roman"/>
-                <w:sz w:val="24"/>
-                <w:szCs w:val="24"/>
-              </w:rPr>
-            </w:pPr>
-            <w:r>
-              <w:rPr>
-                <w:rFonts w:cs="Times New Roman"/>
-                <w:sz w:val="24"/>
-                <w:szCs w:val="24"/>
-              </w:rPr>
-              <w:t>17</w:t>
-            </w:r>
-          </w:p>
-        </w:tc>
-      </w:tr>
-      <w:tr>
-        <w:tc>
-          <w:tcPr>
-            <w:tcW w:w="4739" w:type="dxa"/>
-            <w:shd w:val="clear" w:color="auto" w:fill="auto"/>
-          </w:tcPr>
-          <w:p>
-            <w:pPr>
-              <w:contextualSpacing/>
-              <w:rPr>
-                <w:rFonts w:cs="Times New Roman"/>
-                <w:sz w:val="24"/>
-                <w:szCs w:val="24"/>
-              </w:rPr>
-            </w:pPr>
-            <w:r>
-              <w:rPr>
-                <w:rFonts w:cs="Times New Roman"/>
-                <w:sz w:val="24"/>
-                <w:szCs w:val="24"/>
-              </w:rPr>
-              <w:t>Непереносимая боль через 3-5 с</w:t>
-            </w:r>
-          </w:p>
-          <w:p>
-            <w:pPr>
-              <w:contextualSpacing/>
-              <w:rPr>
-                <w:rFonts w:cs="Times New Roman"/>
-                <w:color w:val="FF0000"/>
-                <w:sz w:val="24"/>
-                <w:szCs w:val="24"/>
-              </w:rPr>
-            </w:pPr>
-            <w:r>
-              <w:rPr>
-                <w:rFonts w:cs="Times New Roman"/>
-                <w:sz w:val="24"/>
-                <w:szCs w:val="24"/>
-              </w:rPr>
-              <w:t>Ожог 1 степени через 6-8 с</w:t>
-            </w:r>
-          </w:p>
-          <w:p>
-            <w:pPr>
-              <w:contextualSpacing/>
-              <w:rPr>
-                <w:rFonts w:cs="Times New Roman"/>
-                <w:sz w:val="24"/>
-                <w:szCs w:val="24"/>
-              </w:rPr>
-            </w:pPr>
-            <w:r>
-              <w:rPr>
-                <w:rFonts w:cs="Times New Roman"/>
-                <w:sz w:val="24"/>
-                <w:szCs w:val="24"/>
-              </w:rPr>
-              <w:t xml:space="preserve">Ожог 2 степени через 12-16 с </w:t>
-            </w:r>
-          </w:p>
-        </w:tc>
-        <w:tc>
-          <w:tcPr>
-            <w:tcW w:w="4739" w:type="dxa"/>
-            <w:shd w:val="clear" w:color="auto" w:fill="auto"/>
-            <w:vAlign w:val="center"/>
-          </w:tcPr>
-          <w:p>
-            <w:pPr>
-              <w:jc w:val="center"/>
-              <w:rPr>
-                <w:rFonts w:eastAsia="Times New Roman" w:cs="Times New Roman"/>
-                <w:szCs w:val="28"/>
-                <w:lang w:eastAsia="ru-RU"/>
-              </w:rPr>
-            </w:pPr>
-            <w:r>
-              <w:rPr>
-                <w:rFonts w:eastAsia="Times New Roman" w:cs="Times New Roman"/>
-                <w:szCs w:val="28"/>
-                <w:lang w:eastAsia="ru-RU"/>
-              </w:rPr>
-              <w:t>10,5</w:t>
-            </w:r>
-          </w:p>
-        </w:tc>
-        <w:tc>
-          <w:tcPr>
-            <w:tcW w:w="4740" w:type="dxa"/>
-            <w:shd w:val="clear" w:color="auto" w:fill="auto"/>
-            <w:vAlign w:val="center"/>
-          </w:tcPr>
-          <w:p>
-            <w:pPr>
-              <w:contextualSpacing/>
-              <w:jc w:val="center"/>
-              <w:rPr>
-                <w:rFonts w:cs="Times New Roman"/>
-                <w:sz w:val="24"/>
-                <w:szCs w:val="24"/>
-              </w:rPr>
-            </w:pPr>
-            <w:r>
-              <w:rPr>
-                <w:rFonts w:cs="Times New Roman"/>
-                <w:sz w:val="24"/>
-                <w:szCs w:val="24"/>
-              </w:rPr>
-              <w:t>13</w:t>
-            </w:r>
+                <w:b/>
+                <w:sz w:val="24"/>
+                <w:szCs w:val="24"/>
+              </w:rPr>
+            </w:pPr>
+            <w:r/>
           </w:p>
         </w:tc>
       </w:tr>
@@ -27869,55 +25303,49 @@
           <w:sz w:val="24"/>
           <w:szCs w:val="24"/>
         </w:rPr>
-        <w:t xml:space="preserve">. При прогнозировании зоны поражения тепловым излучением факельного горения струи газа важны такие характеристики как интенсивность излучения, длина и ширина факела, которые характеризуют его воздействие. В ходе расчета были определены параметры факельного горения, с расходом продукта, поступающего в окружающее пространство, равное </w:t>
-      </w:r>
-      <w:r>
-        <w:rPr>
-          <w:rFonts w:cs="Times New Roman"/>
-          <w:sz w:val="24"/>
-          <w:szCs w:val="24"/>
-        </w:rPr>
-        <w:t>1</w:t>
-      </w:r>
-      <w:r>
-        <w:rPr>
-          <w:rFonts w:cs="Times New Roman"/>
-          <w:sz w:val="24"/>
-          <w:szCs w:val="24"/>
-        </w:rPr>
-        <w:t>,</w:t>
-      </w:r>
-      <w:r>
-        <w:rPr>
-          <w:rFonts w:cs="Times New Roman"/>
-          <w:sz w:val="24"/>
-          <w:szCs w:val="24"/>
-        </w:rPr>
-        <w:t>9</w:t>
-      </w:r>
-      <w:r>
-        <w:rPr>
-          <w:rFonts w:cs="Times New Roman"/>
-          <w:sz w:val="24"/>
-          <w:szCs w:val="24"/>
-        </w:rPr>
-        <w:t xml:space="preserve"> кг/сек. Время факельного горения составит 300 сек, до закрытия задвижки. Длина факела составляет 16,</w:t>
-      </w:r>
-      <w:r>
-        <w:rPr>
-          <w:rFonts w:cs="Times New Roman"/>
-          <w:sz w:val="24"/>
-          <w:szCs w:val="24"/>
-        </w:rPr>
-        <w:t>1</w:t>
-      </w:r>
-      <w:r>
-        <w:rPr>
-          <w:rFonts w:cs="Times New Roman"/>
-          <w:sz w:val="24"/>
-          <w:szCs w:val="24"/>
-        </w:rPr>
-        <w:t xml:space="preserve"> м, ширина - 2,4 м. В горизонтальном факеле возможно поражение человека на расстоянии равном длине и ширине факела, вне данной зоны, за пределами границ струи факела, вероятность поражения человека принимается равной 0, при этом </w:t>
+        <w:t xml:space="preserve">. При прогнозировании зоны поражения тепловым излучением факельного горения струи газа важны такие характеристики как интенсивность излучения, длина и ширина факела, которые характеризуют его воздействие. В ходе расчета были определены параметры факельного горения, с расходом продукта, поступающего в окружающее пространство, равное {{ p.jet_fire.params.M_kg_s }} кг/сек. Время факельного горения составит 300 сек, до закрытия задвижки. Длина факела составляет {{ p.jet_fire.params.LF_m }} м, ширина - {{ p.jet_fire.params.DF_m }} м. В горизонтальном факеле возможно поражение человека на расстоянии равном длине и ширине факела, вне данной зоны, за пределами границ струи факела, вероятность поражения человека принимается равной 0, при этом в пределах 30о-го сектора с радиусом до 17 м при нахождении в нем человека прогнозируется ожог 1 степени. </w:t>
+      </w:r>
+      <w:r>
+        <w:rPr>
+          <w:rFonts w:cs="Times New Roman"/>
+          <w:sz w:val="24"/>
+          <w:szCs w:val="24"/>
+        </w:rPr>
+      </w:r>
+      <w:r>
+        <w:rPr>
+          <w:rFonts w:cs="Times New Roman"/>
+          <w:sz w:val="24"/>
+          <w:szCs w:val="24"/>
+        </w:rPr>
+      </w:r>
+      <w:r>
+        <w:rPr>
+          <w:rFonts w:cs="Times New Roman"/>
+          <w:sz w:val="24"/>
+          <w:szCs w:val="24"/>
+        </w:rPr>
+      </w:r>
+      <w:r>
+        <w:rPr>
+          <w:rFonts w:cs="Times New Roman"/>
+          <w:sz w:val="24"/>
+          <w:szCs w:val="24"/>
+        </w:rPr>
+      </w:r>
+      <w:r>
+        <w:rPr>
+          <w:rFonts w:cs="Times New Roman"/>
+          <w:sz w:val="24"/>
+          <w:szCs w:val="24"/>
+        </w:rPr>
+      </w:r>
+      <w:r>
+        <w:rPr>
+          <w:rFonts w:cs="Times New Roman"/>
+          <w:sz w:val="24"/>
+          <w:szCs w:val="24"/>
+        </w:rPr>
       </w:r>
       <w:r>
         <w:rPr>
@@ -27926,7 +25354,6 @@
           <w:szCs w:val="24"/>
           <w:lang w:eastAsia="ru-RU"/>
         </w:rPr>
-        <w:t>в пределах 30</w:t>
       </w:r>
       <w:r>
         <w:rPr>
@@ -27936,7 +25363,6 @@
           <w:vertAlign w:val="superscript"/>
           <w:lang w:eastAsia="ru-RU"/>
         </w:rPr>
-        <w:t>о</w:t>
       </w:r>
       <w:r>
         <w:rPr>
@@ -27945,7 +25371,6 @@
           <w:szCs w:val="24"/>
           <w:lang w:eastAsia="ru-RU"/>
         </w:rPr>
-        <w:t xml:space="preserve">-го сектора с радиусом до </w:t>
       </w:r>
       <w:r>
         <w:rPr>
@@ -27954,7 +25379,6 @@
           <w:szCs w:val="24"/>
           <w:lang w:eastAsia="ru-RU"/>
         </w:rPr>
-        <w:t>17</w:t>
       </w:r>
       <w:r>
         <w:rPr>
@@ -27963,15 +25387,13 @@
           <w:szCs w:val="24"/>
           <w:lang w:eastAsia="ru-RU"/>
         </w:rPr>
-        <w:t xml:space="preserve"> м при нахождении в нем человека прогнозируется ожог 1 степени</w:t>
-      </w:r>
-      <w:r>
-        <w:rPr>
-          <w:rFonts w:cs="Times New Roman"/>
-          <w:sz w:val="24"/>
-          <w:szCs w:val="24"/>
-        </w:rPr>
-        <w:t xml:space="preserve">. </w:t>
+      </w:r>
+      <w:r>
+        <w:rPr>
+          <w:rFonts w:cs="Times New Roman"/>
+          <w:sz w:val="24"/>
+          <w:szCs w:val="24"/>
+        </w:rPr>
       </w:r>
     </w:p>
     <w:p>
